--- a/klagomål/A 58927-2022 FSC-klagomål.docx
+++ b/klagomål/A 58927-2022 FSC-klagomål.docx
@@ -684,7 +684,7 @@
     <w:r>
       <w:tab/>
       <w:tab/>
-      <w:t>2026-01-07</w:t>
+      <w:t>2026-01-08</w:t>
       <w:br/>
       <w:br/>
     </w:r>

--- a/klagomål/A 58927-2022 FSC-klagomål.docx
+++ b/klagomål/A 58927-2022 FSC-klagomål.docx
@@ -684,7 +684,7 @@
     <w:r>
       <w:tab/>
       <w:tab/>
-      <w:t>2026-01-08</w:t>
+      <w:t>2026-01-09</w:t>
       <w:br/>
       <w:br/>
     </w:r>

--- a/klagomål/A 58927-2022 FSC-klagomål.docx
+++ b/klagomål/A 58927-2022 FSC-klagomål.docx
@@ -684,7 +684,7 @@
     <w:r>
       <w:tab/>
       <w:tab/>
-      <w:t>2026-01-09</w:t>
+      <w:t>2026-01-10</w:t>
       <w:br/>
       <w:br/>
     </w:r>

--- a/klagomål/A 58927-2022 FSC-klagomål.docx
+++ b/klagomål/A 58927-2022 FSC-klagomål.docx
@@ -684,7 +684,7 @@
     <w:r>
       <w:tab/>
       <w:tab/>
-      <w:t>2026-01-10</w:t>
+      <w:t>2026-01-11</w:t>
       <w:br/>
       <w:br/>
     </w:r>

--- a/klagomål/A 58927-2022 FSC-klagomål.docx
+++ b/klagomål/A 58927-2022 FSC-klagomål.docx
@@ -684,7 +684,7 @@
     <w:r>
       <w:tab/>
       <w:tab/>
-      <w:t>2026-01-11</w:t>
+      <w:t>2026-01-12</w:t>
       <w:br/>
       <w:br/>
     </w:r>

--- a/klagomål/A 58927-2022 FSC-klagomål.docx
+++ b/klagomål/A 58927-2022 FSC-klagomål.docx
@@ -684,7 +684,7 @@
     <w:r>
       <w:tab/>
       <w:tab/>
-      <w:t>2026-01-12</w:t>
+      <w:t>2026-01-13</w:t>
       <w:br/>
       <w:br/>
     </w:r>

--- a/klagomål/A 58927-2022 FSC-klagomål.docx
+++ b/klagomål/A 58927-2022 FSC-klagomål.docx
@@ -684,7 +684,7 @@
     <w:r>
       <w:tab/>
       <w:tab/>
-      <w:t>2026-01-13</w:t>
+      <w:t>2026-01-14</w:t>
       <w:br/>
       <w:br/>
     </w:r>

--- a/klagomål/A 58927-2022 FSC-klagomål.docx
+++ b/klagomål/A 58927-2022 FSC-klagomål.docx
@@ -684,7 +684,7 @@
     <w:r>
       <w:tab/>
       <w:tab/>
-      <w:t>2026-01-14</w:t>
+      <w:t>2026-01-15</w:t>
       <w:br/>
       <w:br/>
     </w:r>

--- a/klagomål/A 58927-2022 FSC-klagomål.docx
+++ b/klagomål/A 58927-2022 FSC-klagomål.docx
@@ -684,7 +684,7 @@
     <w:r>
       <w:tab/>
       <w:tab/>
-      <w:t>2026-01-15</w:t>
+      <w:t>2026-01-16</w:t>
       <w:br/>
       <w:br/>
     </w:r>

--- a/klagomål/A 58927-2022 FSC-klagomål.docx
+++ b/klagomål/A 58927-2022 FSC-klagomål.docx
@@ -684,7 +684,7 @@
     <w:r>
       <w:tab/>
       <w:tab/>
-      <w:t>2026-01-16</w:t>
+      <w:t>2026-01-17</w:t>
       <w:br/>
       <w:br/>
     </w:r>

--- a/klagomål/A 58927-2022 FSC-klagomål.docx
+++ b/klagomål/A 58927-2022 FSC-klagomål.docx
@@ -684,7 +684,7 @@
     <w:r>
       <w:tab/>
       <w:tab/>
-      <w:t>2026-01-17</w:t>
+      <w:t>2026-01-18</w:t>
       <w:br/>
       <w:br/>
     </w:r>

--- a/klagomål/A 58927-2022 FSC-klagomål.docx
+++ b/klagomål/A 58927-2022 FSC-klagomål.docx
@@ -684,7 +684,7 @@
     <w:r>
       <w:tab/>
       <w:tab/>
-      <w:t>2026-01-18</w:t>
+      <w:t>2026-01-19</w:t>
       <w:br/>
       <w:br/>
     </w:r>

--- a/klagomål/A 58927-2022 FSC-klagomål.docx
+++ b/klagomål/A 58927-2022 FSC-klagomål.docx
@@ -684,7 +684,7 @@
     <w:r>
       <w:tab/>
       <w:tab/>
-      <w:t>2026-01-19</w:t>
+      <w:t>2026-01-20</w:t>
       <w:br/>
       <w:br/>
     </w:r>

--- a/klagomål/A 58927-2022 FSC-klagomål.docx
+++ b/klagomål/A 58927-2022 FSC-klagomål.docx
@@ -684,7 +684,7 @@
     <w:r>
       <w:tab/>
       <w:tab/>
-      <w:t>2026-01-20</w:t>
+      <w:t>2026-01-21</w:t>
       <w:br/>
       <w:br/>
     </w:r>

--- a/klagomål/A 58927-2022 FSC-klagomål.docx
+++ b/klagomål/A 58927-2022 FSC-klagomål.docx
@@ -684,7 +684,7 @@
     <w:r>
       <w:tab/>
       <w:tab/>
-      <w:t>2026-01-21</w:t>
+      <w:t>2026-01-23</w:t>
       <w:br/>
       <w:br/>
     </w:r>

--- a/klagomål/A 58927-2022 FSC-klagomål.docx
+++ b/klagomål/A 58927-2022 FSC-klagomål.docx
@@ -684,7 +684,7 @@
     <w:r>
       <w:tab/>
       <w:tab/>
-      <w:t>2026-01-23</w:t>
+      <w:t>2026-01-24</w:t>
       <w:br/>
       <w:br/>
     </w:r>

--- a/klagomål/A 58927-2022 FSC-klagomål.docx
+++ b/klagomål/A 58927-2022 FSC-klagomål.docx
@@ -684,7 +684,7 @@
     <w:r>
       <w:tab/>
       <w:tab/>
-      <w:t>2026-01-24</w:t>
+      <w:t>2026-01-25</w:t>
       <w:br/>
       <w:br/>
     </w:r>

--- a/klagomål/A 58927-2022 FSC-klagomål.docx
+++ b/klagomål/A 58927-2022 FSC-klagomål.docx
@@ -684,7 +684,7 @@
     <w:r>
       <w:tab/>
       <w:tab/>
-      <w:t>2026-01-25</w:t>
+      <w:t>2026-01-26</w:t>
       <w:br/>
       <w:br/>
     </w:r>

--- a/klagomål/A 58927-2022 FSC-klagomål.docx
+++ b/klagomål/A 58927-2022 FSC-klagomål.docx
@@ -684,7 +684,7 @@
     <w:r>
       <w:tab/>
       <w:tab/>
-      <w:t>2026-01-26</w:t>
+      <w:t>2026-01-27</w:t>
       <w:br/>
       <w:br/>
     </w:r>

--- a/klagomål/A 58927-2022 FSC-klagomål.docx
+++ b/klagomål/A 58927-2022 FSC-klagomål.docx
@@ -684,7 +684,7 @@
     <w:r>
       <w:tab/>
       <w:tab/>
-      <w:t>2026-01-27</w:t>
+      <w:t>2026-01-28</w:t>
       <w:br/>
       <w:br/>
     </w:r>

--- a/klagomål/A 58927-2022 FSC-klagomål.docx
+++ b/klagomål/A 58927-2022 FSC-klagomål.docx
@@ -112,7 +112,7 @@
         <w:pStyle w:val="ListBullet"/>
       </w:pPr>
       <w:r>
-        <w:t>Om ett ombud (tex Norra skog eller Mellanskog) avverkningsanmäler en skog med naturvärden motsvarande nyckelbiotops kvalité men markägaren inte är FSC certifierad, bör du skicka in ett FSC kontrollerat virke klagomål. Då ska klagomålet skickas till ombudsföretaget.</w:t>
+        <w:t>Om ett ombud (tex Norra skog eller Mellanskog) avverkningsanmäler en skog med naturvärden motsvarande nyckelbiotops kvalitet men markägaren inte är FSC certifierad, bör du skicka in ett FSC kontrollerat virke klagomål. Då ska klagomålet skickas till ombudsföretaget.</w:t>
       </w:r>
     </w:p>
     <w:p>
@@ -251,10 +251,48 @@
         <w:rPr>
           <w:b/>
         </w:rPr>
+        <w:t>Ekticka (NT)</w:t>
+      </w:r>
+      <w:r>
+        <w:t xml:space="preserve"> påträffas i löv- och blandskog och hagmark där den växer på levande oftast äldre eller senvuxna ekar. Minskningstakten för den svenska populationen har uppgått till 15 % under de senaste 50 åren och bedöms vara nära gränsvärdet för Sårbar (VU). Ekticka är typisk art för </w:t>
+      </w:r>
+      <w:r>
+        <w:rPr>
+          <w:i/>
+        </w:rPr>
+        <w:t xml:space="preserve">9020 Nordlig ädellövskog </w:t>
+      </w:r>
+      <w:r>
+        <w:t>(SLU Artdatabanken, 2025).</w:t>
+      </w:r>
+    </w:p>
+    <w:p>
+      <w:r>
+        <w:rPr>
+          <w:b/>
+        </w:rPr>
         <w:t>Fällmossa</w:t>
       </w:r>
       <w:r>
-        <w:t xml:space="preserve"> indikerar i stort sett alltid områden med höga naturvärden, skog med lång kontinuitet, gamla träd, hög luftfuktighet och stabila förhållanden. Sporkapslar finnar man enbart på extra skyddsvärda lokaler (Nitare &amp; Skogsstyrelsen, 2019).</w:t>
+        <w:t xml:space="preserve"> indikerar i stort sett alltid områden med höga naturvärden, skog med lång kontinuitet, gamla träd, hög luftfuktighet och stabila förhållanden. Sporkapslar finnar man enbart på extra skyddsvärda lokaler. Fällmossa är typisk art för </w:t>
+      </w:r>
+      <w:r>
+        <w:rPr>
+          <w:i/>
+        </w:rPr>
+        <w:t xml:space="preserve">9020 Nordlig ädellövskog, 9110 Näringsfattig bokskog, 9130 Näringsrik bokskog, 9160 Näringsrik ekskog, 9180 Ädellövskog i branter </w:t>
+      </w:r>
+      <w:r>
+        <w:t>och</w:t>
+      </w:r>
+      <w:r>
+        <w:rPr>
+          <w:i/>
+        </w:rPr>
+        <w:t xml:space="preserve"> 9190 Näringsfattig ekskog</w:t>
+      </w:r>
+      <w:r>
+        <w:t xml:space="preserve"> (SLU Artdatabanken, 2024; Nitare &amp; Skogsstyrelsen, 2019).</w:t>
       </w:r>
     </w:p>
     <w:p>
@@ -265,7 +303,34 @@
         <w:t>Grynig filtlav (NT)</w:t>
       </w:r>
       <w:r>
-        <w:t xml:space="preserve"> tillhör en grupp fuktighetskrävande, storväxta bladlavar där också bl.a. lunglav (NT) ingår. Den växer framför allt på gamla mossiga stammar av lövträd, särskilt ädellövträd samt asp och sälg, i kulturmarker, lövskogar, halvöppna och lövrika barrblandskogar i områden med hög luftfuktighet. Arten indikerar långvarig förekomst av gamla lövträd och ett mikroklimat med konstant hög och jämn luftfuktighet (SLU Artdatabanken, 2024; Nitare &amp; Skogsstyrelsen, 2019).</w:t>
+        <w:t xml:space="preserve"> tillhör en grupp fuktighetskrävande, storväxta bladlavar där också bl.a. lunglav (NT) ingår. Den växer framför allt på gamla mossiga stammar av lövträd, särskilt ädellövträd samt asp och sälg, i kulturmarker, lövskogar, halvöppna och lövrika barrblandskogar i områden med hög luftfuktighet. Arten indikerar långvarig förekomst av gamla lövträd och ett mikroklimat med konstant hög och jämn luftfuktighet. Grynig filtlav är typisk art för </w:t>
+      </w:r>
+      <w:r>
+        <w:rPr>
+          <w:i/>
+        </w:rPr>
+        <w:t>9010 Taiga, 9020 Nordlig ädellövskog, 9110 Näringsfattig bokskog, 9130 Näringsrik bokskog, 9160 Näringsrik ekskog, 9180 Ädellövskog i branter,</w:t>
+      </w:r>
+      <w:r>
+        <w:t xml:space="preserve"> </w:t>
+      </w:r>
+      <w:r>
+        <w:rPr>
+          <w:i/>
+        </w:rPr>
+        <w:t>9190 Näringsfattig ekskog</w:t>
+      </w:r>
+      <w:r>
+        <w:t xml:space="preserve"> och </w:t>
+      </w:r>
+      <w:r>
+        <w:rPr>
+          <w:i/>
+        </w:rPr>
+        <w:t>9070 Trädklädd betesmark</w:t>
+      </w:r>
+      <w:r>
+        <w:t xml:space="preserve"> (SLU Artdatabanken, 2024; Nitare &amp; Skogsstyrelsen, 2019).</w:t>
       </w:r>
     </w:p>
     <w:p>
@@ -276,7 +341,54 @@
         <w:t>Gulpudrad spiklav</w:t>
       </w:r>
       <w:r>
-        <w:t xml:space="preserve"> är en av de viktigaste karaktärsarterna för gamla grova ekar. Den har högt signalvärde och visar på jätteekar som ofta har en rik flora av andra sällsynta lavar. Förekomster på andra substrat än ek visar också på skyddsvärda trädbestånd (Nitare &amp; Skogsstyrelsen, 2019).</w:t>
+        <w:t xml:space="preserve"> är en av de viktigaste karaktärsarterna för gamla grova ekar. Den har högt signalvärde och visar på jätteekar som ofta har en rik flora av andra sällsynta lavar. Förekomster på andra substrat än ek visar också på skyddsvärda trädbestånd. Gulpudrad spiklav är typisk art för </w:t>
+      </w:r>
+      <w:r>
+        <w:rPr>
+          <w:i/>
+        </w:rPr>
+        <w:t>9070 Trädklädd betesmark</w:t>
+      </w:r>
+      <w:r>
+        <w:t xml:space="preserve"> och </w:t>
+      </w:r>
+      <w:r>
+        <w:rPr>
+          <w:i/>
+        </w:rPr>
+        <w:t>9160 Näringsrik ekskog</w:t>
+      </w:r>
+      <w:r>
+        <w:t xml:space="preserve"> (Nitare &amp; Skogsstyrelsen, 2019; SLU Artdatabanken, 2025).</w:t>
+      </w:r>
+    </w:p>
+    <w:p>
+      <w:r>
+        <w:rPr>
+          <w:b/>
+        </w:rPr>
+        <w:t>Liten baronmossa</w:t>
+      </w:r>
+      <w:r>
+        <w:t xml:space="preserve"> signalerar höga naturvärden även vid en liten förekomst och växer vanligen i trädbärande miljöer med hög luftfuktighet, på kalkrika eller andra basiska klippor, stenblock eller jord, och som epifyt på rikbark. Söderut i landet förekommer den på ädellövträd, främst på gammal ask och alm i urskogsliknande bestånd. På sina nordliga lokaler finns den i sydväxtberg på varma, kalkhaltiga klippor. Liten baronmossa är typisk art för </w:t>
+      </w:r>
+      <w:r>
+        <w:rPr>
+          <w:i/>
+        </w:rPr>
+        <w:t xml:space="preserve">9020 Nordlig ädellövskog, 9130 Näringsrik bokskog, 9160 Näringsrik ekskog </w:t>
+      </w:r>
+      <w:r>
+        <w:t>och</w:t>
+      </w:r>
+      <w:r>
+        <w:rPr>
+          <w:i/>
+        </w:rPr>
+        <w:t xml:space="preserve"> 9180 Ädellövskog i branter </w:t>
+      </w:r>
+      <w:r>
+        <w:t>(Nitare &amp; Skogsstyrelsen, 2019; SLU Artdatabanken, 2025).</w:t>
       </w:r>
     </w:p>
     <w:p>
@@ -684,7 +796,7 @@
     <w:r>
       <w:tab/>
       <w:tab/>
-      <w:t>2026-01-28</w:t>
+      <w:t>2026-01-29</w:t>
       <w:br/>
       <w:br/>
     </w:r>

--- a/klagomål/A 58927-2022 FSC-klagomål.docx
+++ b/klagomål/A 58927-2022 FSC-klagomål.docx
@@ -796,7 +796,7 @@
     <w:r>
       <w:tab/>
       <w:tab/>
-      <w:t>2026-01-29</w:t>
+      <w:t>2026-01-30</w:t>
       <w:br/>
       <w:br/>
     </w:r>

--- a/klagomål/A 58927-2022 FSC-klagomål.docx
+++ b/klagomål/A 58927-2022 FSC-klagomål.docx
@@ -796,7 +796,7 @@
     <w:r>
       <w:tab/>
       <w:tab/>
-      <w:t>2026-01-30</w:t>
+      <w:t>2026-01-31</w:t>
       <w:br/>
       <w:br/>
     </w:r>

--- a/klagomål/A 58927-2022 FSC-klagomål.docx
+++ b/klagomål/A 58927-2022 FSC-klagomål.docx
@@ -796,7 +796,7 @@
     <w:r>
       <w:tab/>
       <w:tab/>
-      <w:t>2026-03-01</w:t>
+      <w:t>2026-03-02</w:t>
       <w:br/>
       <w:br/>
     </w:r>

--- a/klagomål/A 58927-2022 FSC-klagomål.docx
+++ b/klagomål/A 58927-2022 FSC-klagomål.docx
@@ -796,7 +796,7 @@
     <w:r>
       <w:tab/>
       <w:tab/>
-      <w:t>2026-03-02</w:t>
+      <w:t>2026-03-03</w:t>
       <w:br/>
       <w:br/>
     </w:r>

--- a/klagomål/A 58927-2022 FSC-klagomål.docx
+++ b/klagomål/A 58927-2022 FSC-klagomål.docx
@@ -796,7 +796,7 @@
     <w:r>
       <w:tab/>
       <w:tab/>
-      <w:t>2026-03-03</w:t>
+      <w:t>2026-03-04</w:t>
       <w:br/>
       <w:br/>
     </w:r>

--- a/klagomål/A 58927-2022 FSC-klagomål.docx
+++ b/klagomål/A 58927-2022 FSC-klagomål.docx
@@ -796,7 +796,7 @@
     <w:r>
       <w:tab/>
       <w:tab/>
-      <w:t>2026-03-04</w:t>
+      <w:t>2026-03-05</w:t>
       <w:br/>
       <w:br/>
     </w:r>

--- a/klagomål/A 58927-2022 FSC-klagomål.docx
+++ b/klagomål/A 58927-2022 FSC-klagomål.docx
@@ -796,7 +796,7 @@
     <w:r>
       <w:tab/>
       <w:tab/>
-      <w:t>2026-03-05</w:t>
+      <w:t>2026-03-06</w:t>
       <w:br/>
       <w:br/>
     </w:r>

--- a/klagomål/A 58927-2022 FSC-klagomål.docx
+++ b/klagomål/A 58927-2022 FSC-klagomål.docx
@@ -796,7 +796,7 @@
     <w:r>
       <w:tab/>
       <w:tab/>
-      <w:t>2026-03-06</w:t>
+      <w:t>2026-03-07</w:t>
       <w:br/>
       <w:br/>
     </w:r>

--- a/klagomål/A 58927-2022 FSC-klagomål.docx
+++ b/klagomål/A 58927-2022 FSC-klagomål.docx
@@ -796,7 +796,7 @@
     <w:r>
       <w:tab/>
       <w:tab/>
-      <w:t>2026-03-07</w:t>
+      <w:t>2026-03-08</w:t>
       <w:br/>
       <w:br/>
     </w:r>

--- a/klagomål/A 58927-2022 FSC-klagomål.docx
+++ b/klagomål/A 58927-2022 FSC-klagomål.docx
@@ -796,7 +796,7 @@
     <w:r>
       <w:tab/>
       <w:tab/>
-      <w:t>2026-03-08</w:t>
+      <w:t>2026-03-09</w:t>
       <w:br/>
       <w:br/>
     </w:r>

--- a/klagomål/A 58927-2022 FSC-klagomål.docx
+++ b/klagomål/A 58927-2022 FSC-klagomål.docx
@@ -796,7 +796,7 @@
     <w:r>
       <w:tab/>
       <w:tab/>
-      <w:t>2026-03-09</w:t>
+      <w:t>2026-03-10</w:t>
       <w:br/>
       <w:br/>
     </w:r>

--- a/klagomål/A 58927-2022 FSC-klagomål.docx
+++ b/klagomål/A 58927-2022 FSC-klagomål.docx
@@ -796,7 +796,7 @@
     <w:r>
       <w:tab/>
       <w:tab/>
-      <w:t>2026-03-10</w:t>
+      <w:t>2026-03-11</w:t>
       <w:br/>
       <w:br/>
     </w:r>

--- a/klagomål/A 58927-2022 FSC-klagomål.docx
+++ b/klagomål/A 58927-2022 FSC-klagomål.docx
@@ -796,7 +796,7 @@
     <w:r>
       <w:tab/>
       <w:tab/>
-      <w:t>2026-03-11</w:t>
+      <w:t>2026-03-12</w:t>
       <w:br/>
       <w:br/>
     </w:r>

--- a/klagomål/A 58927-2022 FSC-klagomål.docx
+++ b/klagomål/A 58927-2022 FSC-klagomål.docx
@@ -796,7 +796,7 @@
     <w:r>
       <w:tab/>
       <w:tab/>
-      <w:t>2026-03-12</w:t>
+      <w:t>2026-03-13</w:t>
       <w:br/>
       <w:br/>
     </w:r>

--- a/klagomål/A 58927-2022 FSC-klagomål.docx
+++ b/klagomål/A 58927-2022 FSC-klagomål.docx
@@ -796,7 +796,7 @@
     <w:r>
       <w:tab/>
       <w:tab/>
-      <w:t>2026-03-13</w:t>
+      <w:t>2026-03-16</w:t>
       <w:br/>
       <w:br/>
     </w:r>

--- a/klagomål/A 58927-2022 FSC-klagomål.docx
+++ b/klagomål/A 58927-2022 FSC-klagomål.docx
@@ -796,7 +796,7 @@
     <w:r>
       <w:tab/>
       <w:tab/>
-      <w:t>2026-03-16</w:t>
+      <w:t>2026-03-17</w:t>
       <w:br/>
       <w:br/>
     </w:r>

--- a/klagomål/A 58927-2022 FSC-klagomål.docx
+++ b/klagomål/A 58927-2022 FSC-klagomål.docx
@@ -796,7 +796,7 @@
     <w:r>
       <w:tab/>
       <w:tab/>
-      <w:t>2026-03-17</w:t>
+      <w:t>2026-03-18</w:t>
       <w:br/>
       <w:br/>
     </w:r>

--- a/klagomål/A 58927-2022 FSC-klagomål.docx
+++ b/klagomål/A 58927-2022 FSC-klagomål.docx
@@ -796,7 +796,7 @@
     <w:r>
       <w:tab/>
       <w:tab/>
-      <w:t>2026-03-18</w:t>
+      <w:t>2026-03-19</w:t>
       <w:br/>
       <w:br/>
     </w:r>

--- a/klagomål/A 58927-2022 FSC-klagomål.docx
+++ b/klagomål/A 58927-2022 FSC-klagomål.docx
@@ -796,7 +796,7 @@
     <w:r>
       <w:tab/>
       <w:tab/>
-      <w:t>2026-03-19</w:t>
+      <w:t>2026-03-20</w:t>
       <w:br/>
       <w:br/>
     </w:r>

--- a/klagomål/A 58927-2022 FSC-klagomål.docx
+++ b/klagomål/A 58927-2022 FSC-klagomål.docx
@@ -796,7 +796,7 @@
     <w:r>
       <w:tab/>
       <w:tab/>
-      <w:t>2026-03-20</w:t>
+      <w:t>2026-03-21</w:t>
       <w:br/>
       <w:br/>
     </w:r>

--- a/klagomål/A 58927-2022 FSC-klagomål.docx
+++ b/klagomål/A 58927-2022 FSC-klagomål.docx
@@ -796,7 +796,7 @@
     <w:r>
       <w:tab/>
       <w:tab/>
-      <w:t>2026-03-21</w:t>
+      <w:t>2026-03-22</w:t>
       <w:br/>
       <w:br/>
     </w:r>

--- a/klagomål/A 58927-2022 FSC-klagomål.docx
+++ b/klagomål/A 58927-2022 FSC-klagomål.docx
@@ -796,7 +796,7 @@
     <w:r>
       <w:tab/>
       <w:tab/>
-      <w:t>2026-03-22</w:t>
+      <w:t>2026-03-23</w:t>
       <w:br/>
       <w:br/>
     </w:r>

--- a/klagomål/A 58927-2022 FSC-klagomål.docx
+++ b/klagomål/A 58927-2022 FSC-klagomål.docx
@@ -796,7 +796,7 @@
     <w:r>
       <w:tab/>
       <w:tab/>
-      <w:t>2026-03-23</w:t>
+      <w:t>2026-03-24</w:t>
       <w:br/>
       <w:br/>
     </w:r>

--- a/klagomål/A 58927-2022 FSC-klagomål.docx
+++ b/klagomål/A 58927-2022 FSC-klagomål.docx
@@ -796,7 +796,7 @@
     <w:r>
       <w:tab/>
       <w:tab/>
-      <w:t>2026-03-24</w:t>
+      <w:t>2026-03-25</w:t>
       <w:br/>
       <w:br/>
     </w:r>

--- a/klagomål/A 58927-2022 FSC-klagomål.docx
+++ b/klagomål/A 58927-2022 FSC-klagomål.docx
@@ -796,7 +796,7 @@
     <w:r>
       <w:tab/>
       <w:tab/>
-      <w:t>2026-03-25</w:t>
+      <w:t>2026-03-26</w:t>
       <w:br/>
       <w:br/>
     </w:r>

--- a/klagomål/A 58927-2022 FSC-klagomål.docx
+++ b/klagomål/A 58927-2022 FSC-klagomål.docx
@@ -796,7 +796,7 @@
     <w:r>
       <w:tab/>
       <w:tab/>
-      <w:t>2026-03-26</w:t>
+      <w:t>2026-03-27</w:t>
       <w:br/>
       <w:br/>
     </w:r>

--- a/klagomål/A 58927-2022 FSC-klagomål.docx
+++ b/klagomål/A 58927-2022 FSC-klagomål.docx
@@ -796,7 +796,7 @@
     <w:r>
       <w:tab/>
       <w:tab/>
-      <w:t>2026-03-27</w:t>
+      <w:t>2026-03-28</w:t>
       <w:br/>
       <w:br/>
     </w:r>

--- a/klagomål/A 58927-2022 FSC-klagomål.docx
+++ b/klagomål/A 58927-2022 FSC-klagomål.docx
@@ -796,7 +796,7 @@
     <w:r>
       <w:tab/>
       <w:tab/>
-      <w:t>2026-03-28</w:t>
+      <w:t>2026-03-29</w:t>
       <w:br/>
       <w:br/>
     </w:r>

--- a/klagomål/A 58927-2022 FSC-klagomål.docx
+++ b/klagomål/A 58927-2022 FSC-klagomål.docx
@@ -796,7 +796,7 @@
     <w:r>
       <w:tab/>
       <w:tab/>
-      <w:t>2026-04-14</w:t>
+      <w:t>2026-04-15</w:t>
       <w:br/>
       <w:br/>
     </w:r>

--- a/klagomål/A 58927-2022 FSC-klagomål.docx
+++ b/klagomål/A 58927-2022 FSC-klagomål.docx
@@ -796,7 +796,7 @@
     <w:r>
       <w:tab/>
       <w:tab/>
-      <w:t>2026-04-15</w:t>
+      <w:t>2026-04-16</w:t>
       <w:br/>
       <w:br/>
     </w:r>

--- a/klagomål/A 58927-2022 FSC-klagomål.docx
+++ b/klagomål/A 58927-2022 FSC-klagomål.docx
@@ -796,7 +796,7 @@
     <w:r>
       <w:tab/>
       <w:tab/>
-      <w:t>2026-04-16</w:t>
+      <w:t>2026-04-17</w:t>
       <w:br/>
       <w:br/>
     </w:r>

--- a/klagomål/A 58927-2022 FSC-klagomål.docx
+++ b/klagomål/A 58927-2022 FSC-klagomål.docx
@@ -796,7 +796,7 @@
     <w:r>
       <w:tab/>
       <w:tab/>
-      <w:t>2026-04-17</w:t>
+      <w:t>2026-04-18</w:t>
       <w:br/>
       <w:br/>
     </w:r>

--- a/klagomål/A 58927-2022 FSC-klagomål.docx
+++ b/klagomål/A 58927-2022 FSC-klagomål.docx
@@ -796,7 +796,7 @@
     <w:r>
       <w:tab/>
       <w:tab/>
-      <w:t>2026-04-18</w:t>
+      <w:t>2026-04-19</w:t>
       <w:br/>
       <w:br/>
     </w:r>

--- a/klagomål/A 58927-2022 FSC-klagomål.docx
+++ b/klagomål/A 58927-2022 FSC-klagomål.docx
@@ -796,7 +796,7 @@
     <w:r>
       <w:tab/>
       <w:tab/>
-      <w:t>2026-04-19</w:t>
+      <w:t>2026-04-20</w:t>
       <w:br/>
       <w:br/>
     </w:r>

--- a/klagomål/A 58927-2022 FSC-klagomål.docx
+++ b/klagomål/A 58927-2022 FSC-klagomål.docx
@@ -796,7 +796,7 @@
     <w:r>
       <w:tab/>
       <w:tab/>
-      <w:t>2026-04-20</w:t>
+      <w:t>2026-04-21</w:t>
       <w:br/>
       <w:br/>
     </w:r>

--- a/klagomål/A 58927-2022 FSC-klagomål.docx
+++ b/klagomål/A 58927-2022 FSC-klagomål.docx
@@ -796,7 +796,7 @@
     <w:r>
       <w:tab/>
       <w:tab/>
-      <w:t>2026-04-21</w:t>
+      <w:t>2026-04-22</w:t>
       <w:br/>
       <w:br/>
     </w:r>

--- a/klagomål/A 58927-2022 FSC-klagomål.docx
+++ b/klagomål/A 58927-2022 FSC-klagomål.docx
@@ -796,7 +796,7 @@
     <w:r>
       <w:tab/>
       <w:tab/>
-      <w:t>2026-04-22</w:t>
+      <w:t>2026-04-23</w:t>
       <w:br/>
       <w:br/>
     </w:r>

--- a/klagomål/A 58927-2022 FSC-klagomål.docx
+++ b/klagomål/A 58927-2022 FSC-klagomål.docx
@@ -796,7 +796,7 @@
     <w:r>
       <w:tab/>
       <w:tab/>
-      <w:t>2026-04-23</w:t>
+      <w:t>2026-04-24</w:t>
       <w:br/>
       <w:br/>
     </w:r>

--- a/klagomål/A 58927-2022 FSC-klagomål.docx
+++ b/klagomål/A 58927-2022 FSC-klagomål.docx
@@ -796,7 +796,7 @@
     <w:r>
       <w:tab/>
       <w:tab/>
-      <w:t>2026-04-24</w:t>
+      <w:t>2026-04-25</w:t>
       <w:br/>
       <w:br/>
     </w:r>

--- a/klagomål/A 58927-2022 FSC-klagomål.docx
+++ b/klagomål/A 58927-2022 FSC-klagomål.docx
@@ -796,7 +796,7 @@
     <w:r>
       <w:tab/>
       <w:tab/>
-      <w:t>2026-04-25</w:t>
+      <w:t>2026-04-26</w:t>
       <w:br/>
       <w:br/>
     </w:r>

--- a/klagomål/A 58927-2022 FSC-klagomål.docx
+++ b/klagomål/A 58927-2022 FSC-klagomål.docx
@@ -796,7 +796,7 @@
     <w:r>
       <w:tab/>
       <w:tab/>
-      <w:t>2026-04-26</w:t>
+      <w:t>2026-04-27</w:t>
       <w:br/>
       <w:br/>
     </w:r>

--- a/klagomål/A 58927-2022 FSC-klagomål.docx
+++ b/klagomål/A 58927-2022 FSC-klagomål.docx
@@ -796,7 +796,7 @@
     <w:r>
       <w:tab/>
       <w:tab/>
-      <w:t>2026-04-27</w:t>
+      <w:t>2026-04-28</w:t>
       <w:br/>
       <w:br/>
     </w:r>

--- a/klagomål/A 58927-2022 FSC-klagomål.docx
+++ b/klagomål/A 58927-2022 FSC-klagomål.docx
@@ -796,7 +796,7 @@
     <w:r>
       <w:tab/>
       <w:tab/>
-      <w:t>2026-04-28</w:t>
+      <w:t>2026-04-29</w:t>
       <w:br/>
       <w:br/>
     </w:r>

--- a/klagomål/A 58927-2022 FSC-klagomål.docx
+++ b/klagomål/A 58927-2022 FSC-klagomål.docx
@@ -796,7 +796,7 @@
     <w:r>
       <w:tab/>
       <w:tab/>
-      <w:t>2026-04-29</w:t>
+      <w:t>2026-04-30</w:t>
       <w:br/>
       <w:br/>
     </w:r>

--- a/klagomål/A 58927-2022 FSC-klagomål.docx
+++ b/klagomål/A 58927-2022 FSC-klagomål.docx
@@ -796,7 +796,7 @@
     <w:r>
       <w:tab/>
       <w:tab/>
-      <w:t>2026-04-30</w:t>
+      <w:t>2026-05-01</w:t>
       <w:br/>
       <w:br/>
     </w:r>

--- a/klagomål/A 58927-2022 FSC-klagomål.docx
+++ b/klagomål/A 58927-2022 FSC-klagomål.docx
@@ -796,7 +796,7 @@
     <w:r>
       <w:tab/>
       <w:tab/>
-      <w:t>2026-05-01</w:t>
+      <w:t>2026-05-02</w:t>
       <w:br/>
       <w:br/>
     </w:r>

--- a/klagomål/A 58927-2022 FSC-klagomål.docx
+++ b/klagomål/A 58927-2022 FSC-klagomål.docx
@@ -796,7 +796,7 @@
     <w:r>
       <w:tab/>
       <w:tab/>
-      <w:t>2026-05-02</w:t>
+      <w:t>2026-05-03</w:t>
       <w:br/>
       <w:br/>
     </w:r>

--- a/klagomål/A 58927-2022 FSC-klagomål.docx
+++ b/klagomål/A 58927-2022 FSC-klagomål.docx
@@ -796,7 +796,7 @@
     <w:r>
       <w:tab/>
       <w:tab/>
-      <w:t>2026-05-16</w:t>
+      <w:t>2026-05-17</w:t>
       <w:br/>
       <w:br/>
     </w:r>

--- a/klagomål/A 58927-2022 FSC-klagomål.docx
+++ b/klagomål/A 58927-2022 FSC-klagomål.docx
@@ -796,7 +796,7 @@
     <w:r>
       <w:tab/>
       <w:tab/>
-      <w:t>2026-05-17</w:t>
+      <w:t>2026-05-18</w:t>
       <w:br/>
       <w:br/>
     </w:r>

--- a/klagomål/A 58927-2022 FSC-klagomål.docx
+++ b/klagomål/A 58927-2022 FSC-klagomål.docx
@@ -796,7 +796,7 @@
     <w:r>
       <w:tab/>
       <w:tab/>
-      <w:t>2026-06-15</w:t>
+      <w:t>2026-06-16</w:t>
       <w:br/>
       <w:br/>
     </w:r>

--- a/klagomål/A 58927-2022 FSC-klagomål.docx
+++ b/klagomål/A 58927-2022 FSC-klagomål.docx
@@ -796,7 +796,7 @@
     <w:r>
       <w:tab/>
       <w:tab/>
-      <w:t>2026-06-16</w:t>
+      <w:t>2026-06-17</w:t>
       <w:br/>
       <w:br/>
     </w:r>

--- a/klagomål/A 58927-2022 FSC-klagomål.docx
+++ b/klagomål/A 58927-2022 FSC-klagomål.docx
@@ -1,6 +1,6 @@
 
 <file path=word/document.xml><?xml version="1.0" encoding="utf-8"?>
-<w:document xmlns:wpc="http://schemas.microsoft.com/office/word/2010/wordprocessingCanvas" xmlns:cx="http://schemas.microsoft.com/office/drawing/2014/chartex" xmlns:cx1="http://schemas.microsoft.com/office/drawing/2015/9/8/chartex" xmlns:cx2="http://schemas.microsoft.com/office/drawing/2015/10/21/chartex" xmlns:cx3="http://schemas.microsoft.com/office/drawing/2016/5/9/chartex" xmlns:cx4="http://schemas.microsoft.com/office/drawing/2016/5/10/chartex" xmlns:cx5="http://schemas.microsoft.com/office/drawing/2016/5/11/chartex" xmlns:cx6="http://schemas.microsoft.com/office/drawing/2016/5/12/chartex" xmlns:cx7="http://schemas.microsoft.com/office/drawing/2016/5/13/chartex" xmlns:cx8="http://schemas.microsoft.com/office/drawing/2016/5/14/chartex" xmlns:mc="http://schemas.openxmlformats.org/markup-compatibility/2006" xmlns:aink="http://schemas.microsoft.com/office/drawing/2016/ink" xmlns:am3d="http://schemas.microsoft.com/office/drawing/2017/model3d" xmlns:o="urn:schemas-microsoft-com:office:office" xmlns:oel="http://schemas.microsoft.com/office/2019/extlst" xmlns:r="http://schemas.openxmlformats.org/officeDocument/2006/relationships" xmlns:m="http://schemas.openxmlformats.org/officeDocument/2006/math" xmlns:v="urn:schemas-microsoft-com:vml" xmlns:wp14="http://schemas.microsoft.com/office/word/2010/wordprocessingDrawing" xmlns:wp="http://schemas.openxmlformats.org/drawingml/2006/wordprocessingDrawing" xmlns:w10="urn:schemas-microsoft-com:office:word" xmlns:w="http://schemas.openxmlformats.org/wordprocessingml/2006/main" xmlns:w14="http://schemas.microsoft.com/office/word/2010/wordml" xmlns:w15="http://schemas.microsoft.com/office/word/2012/wordml" xmlns:w16cex="http://schemas.microsoft.com/office/word/2018/wordml/cex" xmlns:w16cid="http://schemas.microsoft.com/office/word/2016/wordml/cid" xmlns:w16="http://schemas.microsoft.com/office/word/2018/wordml" xmlns:w16sdtdh="http://schemas.microsoft.com/office/word/2020/wordml/sdtdatahash" xmlns:w16se="http://schemas.microsoft.com/office/word/2015/wordml/symex" xmlns:wpg="http://schemas.microsoft.com/office/word/2010/wordprocessingGroup" xmlns:wpi="http://schemas.microsoft.com/office/word/2010/wordprocessingInk" xmlns:wne="http://schemas.microsoft.com/office/word/2006/wordml" xmlns:wps="http://schemas.microsoft.com/office/word/2010/wordprocessingShape" mc:Ignorable="w14 w15 w16se w16cid w16 w16cex w16sdtdh wp14">
+<w:document xmlns:wpc="http://schemas.microsoft.com/office/word/2010/wordprocessingCanvas" xmlns:cx="http://schemas.microsoft.com/office/drawing/2014/chartex" xmlns:cx1="http://schemas.microsoft.com/office/drawing/2015/9/8/chartex" xmlns:cx2="http://schemas.microsoft.com/office/drawing/2015/10/21/chartex" xmlns:cx3="http://schemas.microsoft.com/office/drawing/2016/5/9/chartex" xmlns:cx4="http://schemas.microsoft.com/office/drawing/2016/5/10/chartex" xmlns:cx5="http://schemas.microsoft.com/office/drawing/2016/5/11/chartex" xmlns:cx6="http://schemas.microsoft.com/office/drawing/2016/5/12/chartex" xmlns:cx7="http://schemas.microsoft.com/office/drawing/2016/5/13/chartex" xmlns:cx8="http://schemas.microsoft.com/office/drawing/2016/5/14/chartex" xmlns:mc="http://schemas.openxmlformats.org/markup-compatibility/2006" xmlns:aink="http://schemas.microsoft.com/office/drawing/2016/ink" xmlns:am3d="http://schemas.microsoft.com/office/drawing/2017/model3d" xmlns:o="urn:schemas-microsoft-com:office:office" xmlns:oel="http://schemas.microsoft.com/office/2019/extlst" xmlns:r="http://schemas.openxmlformats.org/officeDocument/2006/relationships" xmlns:m="http://schemas.openxmlformats.org/officeDocument/2006/math" xmlns:v="urn:schemas-microsoft-com:vml" xmlns:wp14="http://schemas.microsoft.com/office/word/2010/wordprocessingDrawing" xmlns:wp="http://schemas.openxmlformats.org/drawingml/2006/wordprocessingDrawing" xmlns:w10="urn:schemas-microsoft-com:office:word" xmlns:w="http://schemas.openxmlformats.org/wordprocessingml/2006/main" xmlns:w14="http://schemas.microsoft.com/office/word/2010/wordml" xmlns:w15="http://schemas.microsoft.com/office/word/2012/wordml" xmlns:w16cex="http://schemas.microsoft.com/office/word/2018/wordml/cex" xmlns:w16cid="http://schemas.microsoft.com/office/word/2016/wordml/cid" xmlns:w16="http://schemas.microsoft.com/office/word/2018/wordml" xmlns:w16du="http://schemas.microsoft.com/office/word/2023/wordml/word16du" xmlns:w16sdtdh="http://schemas.microsoft.com/office/word/2020/wordml/sdtdatahash" xmlns:w16sdtfl="http://schemas.microsoft.com/office/word/2024/wordml/sdtformatlock" xmlns:w16se="http://schemas.microsoft.com/office/word/2015/wordml/symex" xmlns:wpg="http://schemas.microsoft.com/office/word/2010/wordprocessingGroup" xmlns:wpi="http://schemas.microsoft.com/office/word/2010/wordprocessingInk" xmlns:wne="http://schemas.microsoft.com/office/word/2006/wordml" xmlns:wps="http://schemas.microsoft.com/office/word/2010/wordprocessingShape" mc:Ignorable="w14 w15 w16se w16cid w16 w16cex w16sdtdh w16sdtfl w16du wp14">
   <w:body>
     <w:p>
       <w:r>
@@ -168,12 +168,12 @@
     </w:p>
     <w:p>
       <w:r>
-        <w:t>Detta dokument behandlar höga naturvärden i avverkningsanmälan A 58927-2022 i Västerviks kommun. Denna avverkningsanmälan inkom 2022-12-01 00:00:00 och omfattar 2,5 ha.</w:t>
+        <w:t>Detta dokument behandlar höga naturvärden i avverkningsanmälan A 58927-2022 i Västerviks kommun som inkom 2022-12-01 och omfattar 2,5 ha.</w:t>
       </w:r>
     </w:p>
     <w:p>
       <w:r>
-        <w:t>Nedan presenteras fynd av naturvårdsarter som gjorts i det avverkningsanmälda området, samt relevanta utdrag ur standarderna för FSC, Chain of Custody, Controlled Wood och PEFC.</w:t>
+        <w:t>Nedan presenteras fynd av naturvårdsarter som gjorts i det avverkningsanmälda området, samt relevanta utdrag ur standarderna för FSC, Chain of Custody, Controlled Wood och PEFC. I BILAGA 1 finns artfakta om rödlistade arter.</w:t>
       </w:r>
     </w:p>
     <w:p>
@@ -191,12 +191,15 @@
     </w:p>
     <w:p>
       <w:r>
-        <w:t>I avverkningsanmälan har följande 5 naturvårdsarter hittats: ekticka (NT), grynig filtlav (NT), fällmossa (S), gulpudrad spiklav (S) och liten baronmossa (S). Av dessa är 2 rödlistade. För rödlistade arter har rödlistekategorin angivits inom parentes. Arter som är signalarter enligt Skogsstyrelsen har markerats med (S).</w:t>
+        <w:t>I och inom 13 meter från avverkningsanmälan har följande 11 naturvårdsarter hittats: ekticka (NT, T), grynig filtlav (NT, T), lunglav (NT, T), vit vedfingersvamp (NT), barkkornlav (S, T), fällmossa (S, T), guldlockmossa (S, T), gulpudrad spiklav (S, T), liten baronmossa (S, T), platt fjädermossa (S, T) och trädporella (S, T). Av dessa är 4 rödlistade. För rödlistade arter har rödlistekategorin angivits inom parentes. Arter som är signalarter enligt Skogsstyrelsen har markerats med (S). Typiska arter inom Natura 2000 som är kopplade till skogsekosystem har markerats med (T).</w:t>
       </w:r>
     </w:p>
     <w:p>
       <w:r>
-        <w:t>De påträffade naturvårdsarterna är ett tydligt kvitto på att detta rör sig om en skog med höga naturvärden. I Figur 1 visas en karta över det avverkningsanmälda området, där samtliga fyndplatser för naturvårdsarter som finns registrerade på Artportalen har markerats.</w:t>
+        <w:t>De påträffade naturvårdsarterna är ett tydligt kvitto på att det rör sig om en skog med höga naturvärden.</w:t>
+      </w:r>
+      <w:r>
+        <w:t xml:space="preserve"> I Figur 1 visas fyndplatser för naturvårdsarter i området, som finns registrerade på Artportalen.</w:t>
       </w:r>
     </w:p>
     <w:p>
@@ -206,7 +209,7 @@
       <w:r>
         <w:drawing>
           <wp:inline xmlns:a="http://schemas.openxmlformats.org/drawingml/2006/main" xmlns:pic="http://schemas.openxmlformats.org/drawingml/2006/picture">
-            <wp:extent cx="5486400" cy="4220612"/>
+            <wp:extent cx="5486400" cy="5493941"/>
             <wp:docPr id="1" name="Picture 1"/>
             <wp:cNvGraphicFramePr>
               <a:graphicFrameLocks noChangeAspect="1"/>
@@ -227,7 +230,7 @@
                   <pic:spPr>
                     <a:xfrm>
                       <a:off x="0" y="0"/>
-                      <a:ext cx="5486400" cy="4220612"/>
+                      <a:ext cx="5486400" cy="5493941"/>
                     </a:xfrm>
                     <a:prstGeom prst="rect"/>
                   </pic:spPr>
@@ -241,9 +244,30 @@
     <w:p>
       <w:pPr>
         <w:pStyle w:val="Caption"/>
+        <w:spacing w:after="240"/>
       </w:pPr>
       <w:r>
-        <w:t>Figur 1. Fyndplatser för naturvårdsarter i det avverkningsanmälda området (röd linje). Markörer utan svart kant är placerade på fyndplatsen. Markörer med svart kant är placerade vid sidan av fyndplatsen och har ett svart streck som visar fyndplatsens exakta position. Kartans mittpunktskoordinat är N 6424228, E 567296 i SWEREF 99 TM.</w:t>
+        <w:t>Figur 1. Fyndplatser för naturvårdsarter i och inom 13 meter från avverkningsanmälan (röd linje). Markörer utan svart kant är placerade på fyndplatsen. Markörer med svart kant är placerade vid sidan av fyndplatsen och har ett svart streck som visar fyndplatsens exakta position. Kartans mittpunktskoordinat är N 6424228, E 567296 i SWEREF 99 TM.</w:t>
+      </w:r>
+    </w:p>
+    <w:p>
+      <w:r>
+        <w:rPr>
+          <w:b/>
+        </w:rPr>
+        <w:t>Barkkornlav</w:t>
+      </w:r>
+      <w:r>
+        <w:t xml:space="preserve"> växer på bark av bl.a. gran, ek, al, asp, rönn, sälg och en i ädellövskogar, granskogar, barr- och lövblandskogar med hög luftfuktighet. Barkkornlav är typisk art för </w:t>
+      </w:r>
+      <w:r>
+        <w:rPr>
+          <w:i/>
+        </w:rPr>
+        <w:t>9190 Näringsfattig ekskog</w:t>
+      </w:r>
+      <w:r>
+        <w:t xml:space="preserve"> (SLU Artdatabanken, 2025).</w:t>
       </w:r>
     </w:p>
     <w:p>
@@ -338,6 +362,35 @@
         <w:rPr>
           <w:b/>
         </w:rPr>
+        <w:t>Guldlockmossa</w:t>
+      </w:r>
+      <w:r>
+        <w:t xml:space="preserve"> växer på solexponerade, basiska klippor och block samt på skrovlig bark vid basen av ädellövträd med rik bark, ofta på gamla ekar, bokar och andra ädellövträd som står öppet i bryn. Särskilt högt signalvärde har den i norra Sverige där den sällsynt kan påträffas i sydväxtberg på klippor med basiska bergarter. Guldlockmossa är typisk art för </w:t>
+      </w:r>
+      <w:r>
+        <w:rPr>
+          <w:i/>
+        </w:rPr>
+        <w:t xml:space="preserve">9110 Näringsfattig bokskog, 9160 Näringsrik ekskog, 9180 Ädellövskog i branter </w:t>
+      </w:r>
+      <w:r>
+        <w:t xml:space="preserve">och </w:t>
+      </w:r>
+      <w:r>
+        <w:rPr>
+          <w:i/>
+        </w:rPr>
+        <w:t xml:space="preserve">9190 Näringsfattig ekskog </w:t>
+      </w:r>
+      <w:r>
+        <w:t>(Nitare &amp; Skogsstyrelsen, 2019; SLU Artdatabanken, 2025).</w:t>
+      </w:r>
+    </w:p>
+    <w:p>
+      <w:r>
+        <w:rPr>
+          <w:b/>
+        </w:rPr>
         <w:t>Gulpudrad spiklav</w:t>
       </w:r>
       <w:r>
@@ -389,6 +442,149 @@
       </w:r>
       <w:r>
         <w:t>(Nitare &amp; Skogsstyrelsen, 2019; SLU Artdatabanken, 2025).</w:t>
+      </w:r>
+    </w:p>
+    <w:p>
+      <w:r>
+        <w:rPr>
+          <w:b/>
+        </w:rPr>
+        <w:t>Lunglav (NT)</w:t>
+      </w:r>
+      <w:r>
+        <w:t xml:space="preserve"> är en av vårt lands främsta signalarter som överallt indikerar gamla lövträd, skogsbestånd med höga naturvärden och ekosystem med långskoglig kontinuitet. Lokalt kan förekomsten vara mycket riklig men den hittas nästan enbart i gamla och ej slutavverkade skogar. Artens samtliga förekomster bör uppmärksammas från naturvårdssynpunkt, då många lokaler även hyser andra ovanliga och rödlistade arter. Rikliga förekomster bör skyddas med biotopskydd, frivilliga avsättningar eller reservat. På lunglav kan de sällsynta lavparasiterna lunglavshårprick (CR), </w:t>
+      </w:r>
+      <w:r>
+        <w:rPr>
+          <w:i/>
+        </w:rPr>
+        <w:t>Abrothallus diederichii</w:t>
+      </w:r>
+      <w:r>
+        <w:t xml:space="preserve"> (VU), </w:t>
+      </w:r>
+      <w:r>
+        <w:rPr>
+          <w:i/>
+        </w:rPr>
+        <w:t>Abrothallus lobariae</w:t>
+      </w:r>
+      <w:r>
+        <w:t xml:space="preserve"> (VU), </w:t>
+      </w:r>
+      <w:r>
+        <w:rPr>
+          <w:i/>
+        </w:rPr>
+        <w:t>Calycina lobariae</w:t>
+      </w:r>
+      <w:r>
+        <w:t xml:space="preserve"> (VU), lunglavsknapp (VU) och skrovelmössing (VU) påträffas. Lunglav är typisk art för </w:t>
+      </w:r>
+      <w:r>
+        <w:rPr>
+          <w:i/>
+        </w:rPr>
+        <w:t>9010 Taiga, 9020 Nordlig ädellövskog, 9110 Näringsfattig bokskog, 9130 Näringsrik bokskog, 9160 Näringsrik ekskog, 9180 Ädellövskog i branter, 9190 Näringsfattig ekskog, 9070 Trädklädd betesmark, 9040 Fjällbjörkskog</w:t>
+      </w:r>
+      <w:r>
+        <w:t xml:space="preserve"> och</w:t>
+      </w:r>
+      <w:r>
+        <w:rPr>
+          <w:i/>
+        </w:rPr>
+        <w:t xml:space="preserve"> 6530 Lövängar</w:t>
+      </w:r>
+      <w:r>
+        <w:t xml:space="preserve"> (SLU Artdatabanken, 2026; Nitare &amp; Skogsstyrelsen, 2019).</w:t>
+      </w:r>
+    </w:p>
+    <w:p>
+      <w:r>
+        <w:rPr>
+          <w:b/>
+        </w:rPr>
+        <w:t xml:space="preserve">Platt fjädermossa </w:t>
+      </w:r>
+      <w:r>
+        <w:t>växer på såväl trädstammar (särskilt bok och andra ädla lövträd) som klippor (helst basiska bergarter). Norrut förekommer den endast på basiska klippor. Rika förekomster och fynd med sporkapslar indikerar höga naturvärden och en artrik mossbiotop.</w:t>
+      </w:r>
+      <w:r>
+        <w:rPr>
+          <w:b/>
+        </w:rPr>
+        <w:t xml:space="preserve"> </w:t>
+      </w:r>
+      <w:r>
+        <w:t xml:space="preserve">Platt fjädermossa är typisk art för </w:t>
+      </w:r>
+      <w:r>
+        <w:rPr>
+          <w:i/>
+        </w:rPr>
+        <w:t>9010 Taiga,</w:t>
+      </w:r>
+      <w:r>
+        <w:t xml:space="preserve"> </w:t>
+      </w:r>
+      <w:r>
+        <w:rPr>
+          <w:i/>
+        </w:rPr>
+        <w:t>9020 Nordlig ädellövskog, 9110 Näringsfattig bokskog, 9130 Näringsrik bokskog, 9160 Näringsrik ekskog, 9180 Ädellövskog i branter</w:t>
+      </w:r>
+      <w:r>
+        <w:t xml:space="preserve"> och</w:t>
+      </w:r>
+      <w:r>
+        <w:rPr>
+          <w:i/>
+        </w:rPr>
+        <w:t xml:space="preserve"> 9190 Näringsfattig ekskog </w:t>
+      </w:r>
+      <w:r>
+        <w:t>(Nitare &amp; Skogsstyrelsen, 2019; SLU Artdatabanken, 2025).</w:t>
+      </w:r>
+    </w:p>
+    <w:p>
+      <w:r>
+        <w:rPr>
+          <w:b/>
+        </w:rPr>
+        <w:t xml:space="preserve">Trädporella </w:t>
+      </w:r>
+      <w:r>
+        <w:t xml:space="preserve">är i stora delar av landet en utmärkt signal på skog med höga naturvärden och ofta påträffas många ovanliga och rödlistade arter på dess lokaler. Den växer huvudsakligen på grova ädellövträd i skuggiga och fuktiga miljöer, främst i slutna ädellövskogar och bergbranter med inslag av kalk- eller grönsten. Trädporella är typisk art för </w:t>
+      </w:r>
+      <w:r>
+        <w:rPr>
+          <w:i/>
+        </w:rPr>
+        <w:t xml:space="preserve">9020 Nordlig ädellövskog, 9110 Näringsfattig bokskog, 9130 Näringsrik bokskog, 9160 Näringsrik ekskog, 9180 Ädellövskog i branter </w:t>
+      </w:r>
+      <w:r>
+        <w:t xml:space="preserve">och </w:t>
+      </w:r>
+      <w:r>
+        <w:rPr>
+          <w:i/>
+        </w:rPr>
+        <w:t xml:space="preserve">9190 Näringsfattig ekskog </w:t>
+      </w:r>
+      <w:r>
+        <w:t>(Nitare &amp; Skogsstyrelsen, 2019; SLU Artdatabanken, 2025).</w:t>
+      </w:r>
+    </w:p>
+    <w:p>
+      <w:r>
+        <w:rPr>
+          <w:b/>
+        </w:rPr>
+        <w:t>Vit vedfingersvamp (NT)</w:t>
+      </w:r>
+      <w:r>
+        <w:t xml:space="preserve"> växer på murken lövved, främst grova och barklösa asplågor. Svampen indikerar sena aspsuccessioner inom områden med konstant hög luftfuktighet. Raviner, bergrötter och liknande platser med skuggiga förhållanden och fuktig mark med ett stort inslag av lövträd är exempel på biotoper där vit vedfingersvamp ofta växer och dessa bör undantas från skogsbruk (SLU Artdatabanken, 2024; Nitare &amp; Skogsstyrelsen, 2019).</w:t>
       </w:r>
     </w:p>
     <w:p>
@@ -481,7 +677,7 @@
         <w:rPr>
           <w:i/>
         </w:rPr>
-        <w:t>I det avverkningsanmälda skogsområdet har 5 naturvårdsarter varav 2 rödlistade arter sina livsmiljöer och växtplatser.</w:t>
+        <w:t>I det avverkningsanmälda skogsområdet har 11 naturvårdsarter varav 4 rödlistade arter sina livsmiljöer och växtplatser.</w:t>
       </w:r>
     </w:p>
     <w:p>
@@ -666,6 +862,118 @@
           <w:i/>
         </w:rPr>
         <w:t>I den avverkningsanmälda skogen har fridlysta arter sina livsmiljöer och växtplatser. Att skada de fridlysta arternas livsmiljöer, växtplatser eller ekologiska funktion är inte tillåtet enligt artskyddsförordningen</w:t>
+      </w:r>
+    </w:p>
+    <w:p>
+      <w:r>
+        <w:br w:type="page"/>
+      </w:r>
+    </w:p>
+    <w:p>
+      <w:pPr>
+        <w:pStyle w:val="Title"/>
+      </w:pPr>
+      <w:r>
+        <w:t>BILAGA 1 – Rödlistade arter</w:t>
+      </w:r>
+    </w:p>
+    <w:p>
+      <w:pPr>
+        <w:pStyle w:val="Heading1"/>
+      </w:pPr>
+      <w:r>
+        <w:t>Lunglav – ekologi samt krav på livsmiljön</w:t>
+      </w:r>
+    </w:p>
+    <w:p>
+      <w:r>
+        <w:t xml:space="preserve">Lunglav (NT) är en av vårt lands främsta signalarter som överallt indikerar gamla lövträd, skogsbestånd med höga naturvärden och ekosystem med lång skoglig kontinuitet. Lokalt kan förekomsten vara mycket riklig men den hittas nästan enbart i gamla och ej slutavverkade skogar. Artens samtliga förekomster bör uppmärksammas från naturvårdssynpunkt, då många lokaler även hyser andra ovanliga och rödlistade arter, däribland de sällsynta lavparasiterna lunglavshårprick (CR), </w:t>
+      </w:r>
+      <w:r>
+        <w:rPr>
+          <w:i/>
+        </w:rPr>
+        <w:t>Abrothallus diederichii</w:t>
+      </w:r>
+      <w:r>
+        <w:t xml:space="preserve"> (VU), </w:t>
+      </w:r>
+      <w:r>
+        <w:rPr>
+          <w:i/>
+        </w:rPr>
+        <w:t>Abrothallus lobariae</w:t>
+      </w:r>
+      <w:r>
+        <w:t xml:space="preserve"> (VU), </w:t>
+      </w:r>
+      <w:r>
+        <w:rPr>
+          <w:i/>
+        </w:rPr>
+        <w:t>Calycina lobariae</w:t>
+      </w:r>
+      <w:r>
+        <w:t xml:space="preserve"> (VU), lunglavsknapp (VU) och skrovelmössing (VU), som växer på lunglav. Rikliga förekomster med lunglav bör skyddas med biotopskydd, frivilliga avsättningar eller reservat (SLU Artdatabanken, 2026; Nitare &amp; Skogsstyrelsen, 2019).</w:t>
+      </w:r>
+    </w:p>
+    <w:p>
+      <w:r>
+        <w:t xml:space="preserve">Lunglav är typisk art för </w:t>
+      </w:r>
+      <w:r>
+        <w:rPr>
+          <w:i/>
+        </w:rPr>
+        <w:t>9010 Taiga, 9020 Nordlig ädellövskog, 9110 Näringsfattig bokskog, 9130 Näringsrik bokskog, 9160 Näringsrik ekskog, 9180 Ädellövskog i branter, 9190 Näringsfattig ekskog, 9070 Trädklädd betesmark, 9040 Fjällbjörkskog</w:t>
+      </w:r>
+      <w:r>
+        <w:t xml:space="preserve"> och</w:t>
+      </w:r>
+      <w:r>
+        <w:rPr>
+          <w:i/>
+        </w:rPr>
+        <w:t xml:space="preserve"> 6530 Lövängar</w:t>
+      </w:r>
+      <w:r>
+        <w:t xml:space="preserve"> (SLU Artdatabanken, 2026).</w:t>
+      </w:r>
+    </w:p>
+    <w:p>
+      <w:pPr>
+        <w:pStyle w:val="Heading2"/>
+      </w:pPr>
+      <w:r>
+        <w:t>Referenser – lunglav</w:t>
+      </w:r>
+    </w:p>
+    <w:p>
+      <w:r>
+        <w:t xml:space="preserve">Nitare, J. och Skogsstyrelsen, 2019. </w:t>
+      </w:r>
+      <w:r>
+        <w:rPr>
+          <w:i/>
+        </w:rPr>
+        <w:t xml:space="preserve">Skyddsvärd skog – Naturvårdsarter och andra kriterier för naturvärdesbedömning. </w:t>
+      </w:r>
+      <w:r>
+        <w:t>Skogsstyrelsen.</w:t>
+      </w:r>
+    </w:p>
+    <w:p>
+      <w:r>
+        <w:t xml:space="preserve">SLU Artdatabanken, 2026. </w:t>
+      </w:r>
+      <w:r>
+        <w:rPr>
+          <w:i/>
+        </w:rPr>
+        <w:t xml:space="preserve">Artfaktablad. Naturvård – artfakta. </w:t>
+      </w:r>
+      <w:r>
+        <w:t>SLU Artdatabanken, Uppsala.</w:t>
       </w:r>
     </w:p>
     <w:sectPr>
@@ -686,7 +994,7 @@
 </file>
 
 <file path=word/endnotes.xml><?xml version="1.0" encoding="utf-8"?>
-<w:endnotes xmlns:wpc="http://schemas.microsoft.com/office/word/2010/wordprocessingCanvas" xmlns:cx="http://schemas.microsoft.com/office/drawing/2014/chartex" xmlns:cx1="http://schemas.microsoft.com/office/drawing/2015/9/8/chartex" xmlns:cx2="http://schemas.microsoft.com/office/drawing/2015/10/21/chartex" xmlns:cx3="http://schemas.microsoft.com/office/drawing/2016/5/9/chartex" xmlns:cx4="http://schemas.microsoft.com/office/drawing/2016/5/10/chartex" xmlns:cx5="http://schemas.microsoft.com/office/drawing/2016/5/11/chartex" xmlns:cx6="http://schemas.microsoft.com/office/drawing/2016/5/12/chartex" xmlns:cx7="http://schemas.microsoft.com/office/drawing/2016/5/13/chartex" xmlns:cx8="http://schemas.microsoft.com/office/drawing/2016/5/14/chartex" xmlns:mc="http://schemas.openxmlformats.org/markup-compatibility/2006" xmlns:aink="http://schemas.microsoft.com/office/drawing/2016/ink" xmlns:am3d="http://schemas.microsoft.com/office/drawing/2017/model3d" xmlns:o="urn:schemas-microsoft-com:office:office" xmlns:oel="http://schemas.microsoft.com/office/2019/extlst" xmlns:r="http://schemas.openxmlformats.org/officeDocument/2006/relationships" xmlns:m="http://schemas.openxmlformats.org/officeDocument/2006/math" xmlns:v="urn:schemas-microsoft-com:vml" xmlns:wp14="http://schemas.microsoft.com/office/word/2010/wordprocessingDrawing" xmlns:wp="http://schemas.openxmlformats.org/drawingml/2006/wordprocessingDrawing" xmlns:w10="urn:schemas-microsoft-com:office:word" xmlns:w="http://schemas.openxmlformats.org/wordprocessingml/2006/main" xmlns:w14="http://schemas.microsoft.com/office/word/2010/wordml" xmlns:w15="http://schemas.microsoft.com/office/word/2012/wordml" xmlns:w16cex="http://schemas.microsoft.com/office/word/2018/wordml/cex" xmlns:w16cid="http://schemas.microsoft.com/office/word/2016/wordml/cid" xmlns:w16="http://schemas.microsoft.com/office/word/2018/wordml" xmlns:w16sdtdh="http://schemas.microsoft.com/office/word/2020/wordml/sdtdatahash" xmlns:w16se="http://schemas.microsoft.com/office/word/2015/wordml/symex" xmlns:wpg="http://schemas.microsoft.com/office/word/2010/wordprocessingGroup" xmlns:wpi="http://schemas.microsoft.com/office/word/2010/wordprocessingInk" xmlns:wne="http://schemas.microsoft.com/office/word/2006/wordml" xmlns:wps="http://schemas.microsoft.com/office/word/2010/wordprocessingShape" mc:Ignorable="w14 w15 w16se w16cid w16 w16cex w16sdtdh wp14">
+<w:endnotes xmlns:wpc="http://schemas.microsoft.com/office/word/2010/wordprocessingCanvas" xmlns:cx="http://schemas.microsoft.com/office/drawing/2014/chartex" xmlns:cx1="http://schemas.microsoft.com/office/drawing/2015/9/8/chartex" xmlns:cx2="http://schemas.microsoft.com/office/drawing/2015/10/21/chartex" xmlns:cx3="http://schemas.microsoft.com/office/drawing/2016/5/9/chartex" xmlns:cx4="http://schemas.microsoft.com/office/drawing/2016/5/10/chartex" xmlns:cx5="http://schemas.microsoft.com/office/drawing/2016/5/11/chartex" xmlns:cx6="http://schemas.microsoft.com/office/drawing/2016/5/12/chartex" xmlns:cx7="http://schemas.microsoft.com/office/drawing/2016/5/13/chartex" xmlns:cx8="http://schemas.microsoft.com/office/drawing/2016/5/14/chartex" xmlns:mc="http://schemas.openxmlformats.org/markup-compatibility/2006" xmlns:aink="http://schemas.microsoft.com/office/drawing/2016/ink" xmlns:am3d="http://schemas.microsoft.com/office/drawing/2017/model3d" xmlns:o="urn:schemas-microsoft-com:office:office" xmlns:oel="http://schemas.microsoft.com/office/2019/extlst" xmlns:r="http://schemas.openxmlformats.org/officeDocument/2006/relationships" xmlns:m="http://schemas.openxmlformats.org/officeDocument/2006/math" xmlns:v="urn:schemas-microsoft-com:vml" xmlns:wp14="http://schemas.microsoft.com/office/word/2010/wordprocessingDrawing" xmlns:wp="http://schemas.openxmlformats.org/drawingml/2006/wordprocessingDrawing" xmlns:w10="urn:schemas-microsoft-com:office:word" xmlns:w="http://schemas.openxmlformats.org/wordprocessingml/2006/main" xmlns:w14="http://schemas.microsoft.com/office/word/2010/wordml" xmlns:w15="http://schemas.microsoft.com/office/word/2012/wordml" xmlns:w16cex="http://schemas.microsoft.com/office/word/2018/wordml/cex" xmlns:w16cid="http://schemas.microsoft.com/office/word/2016/wordml/cid" xmlns:w16="http://schemas.microsoft.com/office/word/2018/wordml" xmlns:w16du="http://schemas.microsoft.com/office/word/2023/wordml/word16du" xmlns:w16sdtdh="http://schemas.microsoft.com/office/word/2020/wordml/sdtdatahash" xmlns:w16sdtfl="http://schemas.microsoft.com/office/word/2024/wordml/sdtformatlock" xmlns:w16se="http://schemas.microsoft.com/office/word/2015/wordml/symex" xmlns:wpg="http://schemas.microsoft.com/office/word/2010/wordprocessingGroup" xmlns:wpi="http://schemas.microsoft.com/office/word/2010/wordprocessingInk" xmlns:wne="http://schemas.microsoft.com/office/word/2006/wordml" xmlns:wps="http://schemas.microsoft.com/office/word/2010/wordprocessingShape" mc:Ignorable="w14 w15 w16se w16cid w16 w16cex w16sdtdh w16sdtfl w16du wp14">
   <w:endnote w:type="separator" w:id="-1">
     <w:p>
       <w:pPr>
@@ -711,7 +1019,7 @@
 </file>
 
 <file path=word/footer1.xml><?xml version="1.0" encoding="utf-8"?>
-<w:ftr xmlns:wpc="http://schemas.microsoft.com/office/word/2010/wordprocessingCanvas" xmlns:cx="http://schemas.microsoft.com/office/drawing/2014/chartex" xmlns:cx1="http://schemas.microsoft.com/office/drawing/2015/9/8/chartex" xmlns:cx2="http://schemas.microsoft.com/office/drawing/2015/10/21/chartex" xmlns:cx3="http://schemas.microsoft.com/office/drawing/2016/5/9/chartex" xmlns:cx4="http://schemas.microsoft.com/office/drawing/2016/5/10/chartex" xmlns:cx5="http://schemas.microsoft.com/office/drawing/2016/5/11/chartex" xmlns:cx6="http://schemas.microsoft.com/office/drawing/2016/5/12/chartex" xmlns:cx7="http://schemas.microsoft.com/office/drawing/2016/5/13/chartex" xmlns:cx8="http://schemas.microsoft.com/office/drawing/2016/5/14/chartex" xmlns:mc="http://schemas.openxmlformats.org/markup-compatibility/2006" xmlns:aink="http://schemas.microsoft.com/office/drawing/2016/ink" xmlns:am3d="http://schemas.microsoft.com/office/drawing/2017/model3d" xmlns:o="urn:schemas-microsoft-com:office:office" xmlns:oel="http://schemas.microsoft.com/office/2019/extlst" xmlns:r="http://schemas.openxmlformats.org/officeDocument/2006/relationships" xmlns:m="http://schemas.openxmlformats.org/officeDocument/2006/math" xmlns:v="urn:schemas-microsoft-com:vml" xmlns:wp14="http://schemas.microsoft.com/office/word/2010/wordprocessingDrawing" xmlns:wp="http://schemas.openxmlformats.org/drawingml/2006/wordprocessingDrawing" xmlns:w10="urn:schemas-microsoft-com:office:word" xmlns:w="http://schemas.openxmlformats.org/wordprocessingml/2006/main" xmlns:w14="http://schemas.microsoft.com/office/word/2010/wordml" xmlns:w15="http://schemas.microsoft.com/office/word/2012/wordml" xmlns:w16cex="http://schemas.microsoft.com/office/word/2018/wordml/cex" xmlns:w16cid="http://schemas.microsoft.com/office/word/2016/wordml/cid" xmlns:w16="http://schemas.microsoft.com/office/word/2018/wordml" xmlns:w16sdtdh="http://schemas.microsoft.com/office/word/2020/wordml/sdtdatahash" xmlns:w16se="http://schemas.microsoft.com/office/word/2015/wordml/symex" xmlns:wpg="http://schemas.microsoft.com/office/word/2010/wordprocessingGroup" xmlns:wpi="http://schemas.microsoft.com/office/word/2010/wordprocessingInk" xmlns:wne="http://schemas.microsoft.com/office/word/2006/wordml" xmlns:wps="http://schemas.microsoft.com/office/word/2010/wordprocessingShape" mc:Ignorable="w14 w15 w16se w16cid w16 w16cex w16sdtdh wp14">
+<w:ftr xmlns:wpc="http://schemas.microsoft.com/office/word/2010/wordprocessingCanvas" xmlns:cx="http://schemas.microsoft.com/office/drawing/2014/chartex" xmlns:cx1="http://schemas.microsoft.com/office/drawing/2015/9/8/chartex" xmlns:cx2="http://schemas.microsoft.com/office/drawing/2015/10/21/chartex" xmlns:cx3="http://schemas.microsoft.com/office/drawing/2016/5/9/chartex" xmlns:cx4="http://schemas.microsoft.com/office/drawing/2016/5/10/chartex" xmlns:cx5="http://schemas.microsoft.com/office/drawing/2016/5/11/chartex" xmlns:cx6="http://schemas.microsoft.com/office/drawing/2016/5/12/chartex" xmlns:cx7="http://schemas.microsoft.com/office/drawing/2016/5/13/chartex" xmlns:cx8="http://schemas.microsoft.com/office/drawing/2016/5/14/chartex" xmlns:mc="http://schemas.openxmlformats.org/markup-compatibility/2006" xmlns:aink="http://schemas.microsoft.com/office/drawing/2016/ink" xmlns:am3d="http://schemas.microsoft.com/office/drawing/2017/model3d" xmlns:o="urn:schemas-microsoft-com:office:office" xmlns:oel="http://schemas.microsoft.com/office/2019/extlst" xmlns:r="http://schemas.openxmlformats.org/officeDocument/2006/relationships" xmlns:m="http://schemas.openxmlformats.org/officeDocument/2006/math" xmlns:v="urn:schemas-microsoft-com:vml" xmlns:wp14="http://schemas.microsoft.com/office/word/2010/wordprocessingDrawing" xmlns:wp="http://schemas.openxmlformats.org/drawingml/2006/wordprocessingDrawing" xmlns:w10="urn:schemas-microsoft-com:office:word" xmlns:w="http://schemas.openxmlformats.org/wordprocessingml/2006/main" xmlns:w14="http://schemas.microsoft.com/office/word/2010/wordml" xmlns:w15="http://schemas.microsoft.com/office/word/2012/wordml" xmlns:w16cex="http://schemas.microsoft.com/office/word/2018/wordml/cex" xmlns:w16cid="http://schemas.microsoft.com/office/word/2016/wordml/cid" xmlns:w16="http://schemas.microsoft.com/office/word/2018/wordml" xmlns:w16du="http://schemas.microsoft.com/office/word/2023/wordml/word16du" xmlns:w16sdtdh="http://schemas.microsoft.com/office/word/2020/wordml/sdtdatahash" xmlns:w16sdtfl="http://schemas.microsoft.com/office/word/2024/wordml/sdtformatlock" xmlns:w16se="http://schemas.microsoft.com/office/word/2015/wordml/symex" xmlns:wpg="http://schemas.microsoft.com/office/word/2010/wordprocessingGroup" xmlns:wpi="http://schemas.microsoft.com/office/word/2010/wordprocessingInk" xmlns:wne="http://schemas.microsoft.com/office/word/2006/wordml" xmlns:wps="http://schemas.microsoft.com/office/word/2010/wordprocessingShape" mc:Ignorable="w14 w15 w16se w16cid w16 w16cex w16sdtdh w16sdtfl w16du wp14">
   <w:p>
     <w:pPr>
       <w:pStyle w:val="Footer"/>
@@ -721,7 +1029,7 @@
 </file>
 
 <file path=word/footer2.xml><?xml version="1.0" encoding="utf-8"?>
-<w:ftr xmlns:wpc="http://schemas.microsoft.com/office/word/2010/wordprocessingCanvas" xmlns:cx="http://schemas.microsoft.com/office/drawing/2014/chartex" xmlns:cx1="http://schemas.microsoft.com/office/drawing/2015/9/8/chartex" xmlns:cx2="http://schemas.microsoft.com/office/drawing/2015/10/21/chartex" xmlns:cx3="http://schemas.microsoft.com/office/drawing/2016/5/9/chartex" xmlns:cx4="http://schemas.microsoft.com/office/drawing/2016/5/10/chartex" xmlns:cx5="http://schemas.microsoft.com/office/drawing/2016/5/11/chartex" xmlns:cx6="http://schemas.microsoft.com/office/drawing/2016/5/12/chartex" xmlns:cx7="http://schemas.microsoft.com/office/drawing/2016/5/13/chartex" xmlns:cx8="http://schemas.microsoft.com/office/drawing/2016/5/14/chartex" xmlns:mc="http://schemas.openxmlformats.org/markup-compatibility/2006" xmlns:aink="http://schemas.microsoft.com/office/drawing/2016/ink" xmlns:am3d="http://schemas.microsoft.com/office/drawing/2017/model3d" xmlns:o="urn:schemas-microsoft-com:office:office" xmlns:oel="http://schemas.microsoft.com/office/2019/extlst" xmlns:r="http://schemas.openxmlformats.org/officeDocument/2006/relationships" xmlns:m="http://schemas.openxmlformats.org/officeDocument/2006/math" xmlns:v="urn:schemas-microsoft-com:vml" xmlns:wp14="http://schemas.microsoft.com/office/word/2010/wordprocessingDrawing" xmlns:wp="http://schemas.openxmlformats.org/drawingml/2006/wordprocessingDrawing" xmlns:w10="urn:schemas-microsoft-com:office:word" xmlns:w="http://schemas.openxmlformats.org/wordprocessingml/2006/main" xmlns:w14="http://schemas.microsoft.com/office/word/2010/wordml" xmlns:w15="http://schemas.microsoft.com/office/word/2012/wordml" xmlns:w16cex="http://schemas.microsoft.com/office/word/2018/wordml/cex" xmlns:w16cid="http://schemas.microsoft.com/office/word/2016/wordml/cid" xmlns:w16="http://schemas.microsoft.com/office/word/2018/wordml" xmlns:w16sdtdh="http://schemas.microsoft.com/office/word/2020/wordml/sdtdatahash" xmlns:w16se="http://schemas.microsoft.com/office/word/2015/wordml/symex" xmlns:wpg="http://schemas.microsoft.com/office/word/2010/wordprocessingGroup" xmlns:wpi="http://schemas.microsoft.com/office/word/2010/wordprocessingInk" xmlns:wne="http://schemas.microsoft.com/office/word/2006/wordml" xmlns:wps="http://schemas.microsoft.com/office/word/2010/wordprocessingShape" mc:Ignorable="w14 w15 w16se w16cid w16 w16cex w16sdtdh wp14">
+<w:ftr xmlns:wpc="http://schemas.microsoft.com/office/word/2010/wordprocessingCanvas" xmlns:cx="http://schemas.microsoft.com/office/drawing/2014/chartex" xmlns:cx1="http://schemas.microsoft.com/office/drawing/2015/9/8/chartex" xmlns:cx2="http://schemas.microsoft.com/office/drawing/2015/10/21/chartex" xmlns:cx3="http://schemas.microsoft.com/office/drawing/2016/5/9/chartex" xmlns:cx4="http://schemas.microsoft.com/office/drawing/2016/5/10/chartex" xmlns:cx5="http://schemas.microsoft.com/office/drawing/2016/5/11/chartex" xmlns:cx6="http://schemas.microsoft.com/office/drawing/2016/5/12/chartex" xmlns:cx7="http://schemas.microsoft.com/office/drawing/2016/5/13/chartex" xmlns:cx8="http://schemas.microsoft.com/office/drawing/2016/5/14/chartex" xmlns:mc="http://schemas.openxmlformats.org/markup-compatibility/2006" xmlns:aink="http://schemas.microsoft.com/office/drawing/2016/ink" xmlns:am3d="http://schemas.microsoft.com/office/drawing/2017/model3d" xmlns:o="urn:schemas-microsoft-com:office:office" xmlns:oel="http://schemas.microsoft.com/office/2019/extlst" xmlns:r="http://schemas.openxmlformats.org/officeDocument/2006/relationships" xmlns:m="http://schemas.openxmlformats.org/officeDocument/2006/math" xmlns:v="urn:schemas-microsoft-com:vml" xmlns:wp14="http://schemas.microsoft.com/office/word/2010/wordprocessingDrawing" xmlns:wp="http://schemas.openxmlformats.org/drawingml/2006/wordprocessingDrawing" xmlns:w10="urn:schemas-microsoft-com:office:word" xmlns:w="http://schemas.openxmlformats.org/wordprocessingml/2006/main" xmlns:w14="http://schemas.microsoft.com/office/word/2010/wordml" xmlns:w15="http://schemas.microsoft.com/office/word/2012/wordml" xmlns:w16cex="http://schemas.microsoft.com/office/word/2018/wordml/cex" xmlns:w16cid="http://schemas.microsoft.com/office/word/2016/wordml/cid" xmlns:w16="http://schemas.microsoft.com/office/word/2018/wordml" xmlns:w16du="http://schemas.microsoft.com/office/word/2023/wordml/word16du" xmlns:w16sdtdh="http://schemas.microsoft.com/office/word/2020/wordml/sdtdatahash" xmlns:w16sdtfl="http://schemas.microsoft.com/office/word/2024/wordml/sdtformatlock" xmlns:w16se="http://schemas.microsoft.com/office/word/2015/wordml/symex" xmlns:wpg="http://schemas.microsoft.com/office/word/2010/wordprocessingGroup" xmlns:wpi="http://schemas.microsoft.com/office/word/2010/wordprocessingInk" xmlns:wne="http://schemas.microsoft.com/office/word/2006/wordml" xmlns:wps="http://schemas.microsoft.com/office/word/2010/wordprocessingShape" mc:Ignorable="w14 w15 w16se w16cid w16 w16cex w16sdtdh w16sdtfl w16du wp14">
   <w:p>
     <w:pPr>
       <w:pStyle w:val="Footer"/>
@@ -731,7 +1039,7 @@
 </file>
 
 <file path=word/footer3.xml><?xml version="1.0" encoding="utf-8"?>
-<w:ftr xmlns:wpc="http://schemas.microsoft.com/office/word/2010/wordprocessingCanvas" xmlns:cx="http://schemas.microsoft.com/office/drawing/2014/chartex" xmlns:cx1="http://schemas.microsoft.com/office/drawing/2015/9/8/chartex" xmlns:cx2="http://schemas.microsoft.com/office/drawing/2015/10/21/chartex" xmlns:cx3="http://schemas.microsoft.com/office/drawing/2016/5/9/chartex" xmlns:cx4="http://schemas.microsoft.com/office/drawing/2016/5/10/chartex" xmlns:cx5="http://schemas.microsoft.com/office/drawing/2016/5/11/chartex" xmlns:cx6="http://schemas.microsoft.com/office/drawing/2016/5/12/chartex" xmlns:cx7="http://schemas.microsoft.com/office/drawing/2016/5/13/chartex" xmlns:cx8="http://schemas.microsoft.com/office/drawing/2016/5/14/chartex" xmlns:mc="http://schemas.openxmlformats.org/markup-compatibility/2006" xmlns:aink="http://schemas.microsoft.com/office/drawing/2016/ink" xmlns:am3d="http://schemas.microsoft.com/office/drawing/2017/model3d" xmlns:o="urn:schemas-microsoft-com:office:office" xmlns:oel="http://schemas.microsoft.com/office/2019/extlst" xmlns:r="http://schemas.openxmlformats.org/officeDocument/2006/relationships" xmlns:m="http://schemas.openxmlformats.org/officeDocument/2006/math" xmlns:v="urn:schemas-microsoft-com:vml" xmlns:wp14="http://schemas.microsoft.com/office/word/2010/wordprocessingDrawing" xmlns:wp="http://schemas.openxmlformats.org/drawingml/2006/wordprocessingDrawing" xmlns:w10="urn:schemas-microsoft-com:office:word" xmlns:w="http://schemas.openxmlformats.org/wordprocessingml/2006/main" xmlns:w14="http://schemas.microsoft.com/office/word/2010/wordml" xmlns:w15="http://schemas.microsoft.com/office/word/2012/wordml" xmlns:w16cex="http://schemas.microsoft.com/office/word/2018/wordml/cex" xmlns:w16cid="http://schemas.microsoft.com/office/word/2016/wordml/cid" xmlns:w16="http://schemas.microsoft.com/office/word/2018/wordml" xmlns:w16sdtdh="http://schemas.microsoft.com/office/word/2020/wordml/sdtdatahash" xmlns:w16se="http://schemas.microsoft.com/office/word/2015/wordml/symex" xmlns:wpg="http://schemas.microsoft.com/office/word/2010/wordprocessingGroup" xmlns:wpi="http://schemas.microsoft.com/office/word/2010/wordprocessingInk" xmlns:wne="http://schemas.microsoft.com/office/word/2006/wordml" xmlns:wps="http://schemas.microsoft.com/office/word/2010/wordprocessingShape" mc:Ignorable="w14 w15 w16se w16cid w16 w16cex w16sdtdh wp14">
+<w:ftr xmlns:wpc="http://schemas.microsoft.com/office/word/2010/wordprocessingCanvas" xmlns:cx="http://schemas.microsoft.com/office/drawing/2014/chartex" xmlns:cx1="http://schemas.microsoft.com/office/drawing/2015/9/8/chartex" xmlns:cx2="http://schemas.microsoft.com/office/drawing/2015/10/21/chartex" xmlns:cx3="http://schemas.microsoft.com/office/drawing/2016/5/9/chartex" xmlns:cx4="http://schemas.microsoft.com/office/drawing/2016/5/10/chartex" xmlns:cx5="http://schemas.microsoft.com/office/drawing/2016/5/11/chartex" xmlns:cx6="http://schemas.microsoft.com/office/drawing/2016/5/12/chartex" xmlns:cx7="http://schemas.microsoft.com/office/drawing/2016/5/13/chartex" xmlns:cx8="http://schemas.microsoft.com/office/drawing/2016/5/14/chartex" xmlns:mc="http://schemas.openxmlformats.org/markup-compatibility/2006" xmlns:aink="http://schemas.microsoft.com/office/drawing/2016/ink" xmlns:am3d="http://schemas.microsoft.com/office/drawing/2017/model3d" xmlns:o="urn:schemas-microsoft-com:office:office" xmlns:oel="http://schemas.microsoft.com/office/2019/extlst" xmlns:r="http://schemas.openxmlformats.org/officeDocument/2006/relationships" xmlns:m="http://schemas.openxmlformats.org/officeDocument/2006/math" xmlns:v="urn:schemas-microsoft-com:vml" xmlns:wp14="http://schemas.microsoft.com/office/word/2010/wordprocessingDrawing" xmlns:wp="http://schemas.openxmlformats.org/drawingml/2006/wordprocessingDrawing" xmlns:w10="urn:schemas-microsoft-com:office:word" xmlns:w="http://schemas.openxmlformats.org/wordprocessingml/2006/main" xmlns:w14="http://schemas.microsoft.com/office/word/2010/wordml" xmlns:w15="http://schemas.microsoft.com/office/word/2012/wordml" xmlns:w16cex="http://schemas.microsoft.com/office/word/2018/wordml/cex" xmlns:w16cid="http://schemas.microsoft.com/office/word/2016/wordml/cid" xmlns:w16="http://schemas.microsoft.com/office/word/2018/wordml" xmlns:w16du="http://schemas.microsoft.com/office/word/2023/wordml/word16du" xmlns:w16sdtdh="http://schemas.microsoft.com/office/word/2020/wordml/sdtdatahash" xmlns:w16sdtfl="http://schemas.microsoft.com/office/word/2024/wordml/sdtformatlock" xmlns:w16se="http://schemas.microsoft.com/office/word/2015/wordml/symex" xmlns:wpg="http://schemas.microsoft.com/office/word/2010/wordprocessingGroup" xmlns:wpi="http://schemas.microsoft.com/office/word/2010/wordprocessingInk" xmlns:wne="http://schemas.microsoft.com/office/word/2006/wordml" xmlns:wps="http://schemas.microsoft.com/office/word/2010/wordprocessingShape" mc:Ignorable="w14 w15 w16se w16cid w16 w16cex w16sdtdh w16sdtfl w16du wp14">
   <w:p>
     <w:pPr>
       <w:pStyle w:val="Footer"/>
@@ -741,7 +1049,7 @@
 </file>
 
 <file path=word/footnotes.xml><?xml version="1.0" encoding="utf-8"?>
-<w:footnotes xmlns:wpc="http://schemas.microsoft.com/office/word/2010/wordprocessingCanvas" xmlns:cx="http://schemas.microsoft.com/office/drawing/2014/chartex" xmlns:cx1="http://schemas.microsoft.com/office/drawing/2015/9/8/chartex" xmlns:cx2="http://schemas.microsoft.com/office/drawing/2015/10/21/chartex" xmlns:cx3="http://schemas.microsoft.com/office/drawing/2016/5/9/chartex" xmlns:cx4="http://schemas.microsoft.com/office/drawing/2016/5/10/chartex" xmlns:cx5="http://schemas.microsoft.com/office/drawing/2016/5/11/chartex" xmlns:cx6="http://schemas.microsoft.com/office/drawing/2016/5/12/chartex" xmlns:cx7="http://schemas.microsoft.com/office/drawing/2016/5/13/chartex" xmlns:cx8="http://schemas.microsoft.com/office/drawing/2016/5/14/chartex" xmlns:mc="http://schemas.openxmlformats.org/markup-compatibility/2006" xmlns:aink="http://schemas.microsoft.com/office/drawing/2016/ink" xmlns:am3d="http://schemas.microsoft.com/office/drawing/2017/model3d" xmlns:o="urn:schemas-microsoft-com:office:office" xmlns:oel="http://schemas.microsoft.com/office/2019/extlst" xmlns:r="http://schemas.openxmlformats.org/officeDocument/2006/relationships" xmlns:m="http://schemas.openxmlformats.org/officeDocument/2006/math" xmlns:v="urn:schemas-microsoft-com:vml" xmlns:wp14="http://schemas.microsoft.com/office/word/2010/wordprocessingDrawing" xmlns:wp="http://schemas.openxmlformats.org/drawingml/2006/wordprocessingDrawing" xmlns:w10="urn:schemas-microsoft-com:office:word" xmlns:w="http://schemas.openxmlformats.org/wordprocessingml/2006/main" xmlns:w14="http://schemas.microsoft.com/office/word/2010/wordml" xmlns:w15="http://schemas.microsoft.com/office/word/2012/wordml" xmlns:w16cex="http://schemas.microsoft.com/office/word/2018/wordml/cex" xmlns:w16cid="http://schemas.microsoft.com/office/word/2016/wordml/cid" xmlns:w16="http://schemas.microsoft.com/office/word/2018/wordml" xmlns:w16sdtdh="http://schemas.microsoft.com/office/word/2020/wordml/sdtdatahash" xmlns:w16se="http://schemas.microsoft.com/office/word/2015/wordml/symex" xmlns:wpg="http://schemas.microsoft.com/office/word/2010/wordprocessingGroup" xmlns:wpi="http://schemas.microsoft.com/office/word/2010/wordprocessingInk" xmlns:wne="http://schemas.microsoft.com/office/word/2006/wordml" xmlns:wps="http://schemas.microsoft.com/office/word/2010/wordprocessingShape" mc:Ignorable="w14 w15 w16se w16cid w16 w16cex w16sdtdh wp14">
+<w:footnotes xmlns:wpc="http://schemas.microsoft.com/office/word/2010/wordprocessingCanvas" xmlns:cx="http://schemas.microsoft.com/office/drawing/2014/chartex" xmlns:cx1="http://schemas.microsoft.com/office/drawing/2015/9/8/chartex" xmlns:cx2="http://schemas.microsoft.com/office/drawing/2015/10/21/chartex" xmlns:cx3="http://schemas.microsoft.com/office/drawing/2016/5/9/chartex" xmlns:cx4="http://schemas.microsoft.com/office/drawing/2016/5/10/chartex" xmlns:cx5="http://schemas.microsoft.com/office/drawing/2016/5/11/chartex" xmlns:cx6="http://schemas.microsoft.com/office/drawing/2016/5/12/chartex" xmlns:cx7="http://schemas.microsoft.com/office/drawing/2016/5/13/chartex" xmlns:cx8="http://schemas.microsoft.com/office/drawing/2016/5/14/chartex" xmlns:mc="http://schemas.openxmlformats.org/markup-compatibility/2006" xmlns:aink="http://schemas.microsoft.com/office/drawing/2016/ink" xmlns:am3d="http://schemas.microsoft.com/office/drawing/2017/model3d" xmlns:o="urn:schemas-microsoft-com:office:office" xmlns:oel="http://schemas.microsoft.com/office/2019/extlst" xmlns:r="http://schemas.openxmlformats.org/officeDocument/2006/relationships" xmlns:m="http://schemas.openxmlformats.org/officeDocument/2006/math" xmlns:v="urn:schemas-microsoft-com:vml" xmlns:wp14="http://schemas.microsoft.com/office/word/2010/wordprocessingDrawing" xmlns:wp="http://schemas.openxmlformats.org/drawingml/2006/wordprocessingDrawing" xmlns:w10="urn:schemas-microsoft-com:office:word" xmlns:w="http://schemas.openxmlformats.org/wordprocessingml/2006/main" xmlns:w14="http://schemas.microsoft.com/office/word/2010/wordml" xmlns:w15="http://schemas.microsoft.com/office/word/2012/wordml" xmlns:w16cex="http://schemas.microsoft.com/office/word/2018/wordml/cex" xmlns:w16cid="http://schemas.microsoft.com/office/word/2016/wordml/cid" xmlns:w16="http://schemas.microsoft.com/office/word/2018/wordml" xmlns:w16du="http://schemas.microsoft.com/office/word/2023/wordml/word16du" xmlns:w16sdtdh="http://schemas.microsoft.com/office/word/2020/wordml/sdtdatahash" xmlns:w16sdtfl="http://schemas.microsoft.com/office/word/2024/wordml/sdtformatlock" xmlns:w16se="http://schemas.microsoft.com/office/word/2015/wordml/symex" xmlns:wpg="http://schemas.microsoft.com/office/word/2010/wordprocessingGroup" xmlns:wpi="http://schemas.microsoft.com/office/word/2010/wordprocessingInk" xmlns:wne="http://schemas.microsoft.com/office/word/2006/wordml" xmlns:wps="http://schemas.microsoft.com/office/word/2010/wordprocessingShape" mc:Ignorable="w14 w15 w16se w16cid w16 w16cex w16sdtdh w16sdtfl w16du wp14">
   <w:footnote w:type="separator" w:id="-1">
     <w:p>
       <w:pPr>
@@ -766,7 +1074,7 @@
 </file>
 
 <file path=word/header1.xml><?xml version="1.0" encoding="utf-8"?>
-<w:hdr xmlns:wpc="http://schemas.microsoft.com/office/word/2010/wordprocessingCanvas" xmlns:cx="http://schemas.microsoft.com/office/drawing/2014/chartex" xmlns:cx1="http://schemas.microsoft.com/office/drawing/2015/9/8/chartex" xmlns:cx2="http://schemas.microsoft.com/office/drawing/2015/10/21/chartex" xmlns:cx3="http://schemas.microsoft.com/office/drawing/2016/5/9/chartex" xmlns:cx4="http://schemas.microsoft.com/office/drawing/2016/5/10/chartex" xmlns:cx5="http://schemas.microsoft.com/office/drawing/2016/5/11/chartex" xmlns:cx6="http://schemas.microsoft.com/office/drawing/2016/5/12/chartex" xmlns:cx7="http://schemas.microsoft.com/office/drawing/2016/5/13/chartex" xmlns:cx8="http://schemas.microsoft.com/office/drawing/2016/5/14/chartex" xmlns:mc="http://schemas.openxmlformats.org/markup-compatibility/2006" xmlns:aink="http://schemas.microsoft.com/office/drawing/2016/ink" xmlns:am3d="http://schemas.microsoft.com/office/drawing/2017/model3d" xmlns:o="urn:schemas-microsoft-com:office:office" xmlns:oel="http://schemas.microsoft.com/office/2019/extlst" xmlns:r="http://schemas.openxmlformats.org/officeDocument/2006/relationships" xmlns:m="http://schemas.openxmlformats.org/officeDocument/2006/math" xmlns:v="urn:schemas-microsoft-com:vml" xmlns:wp14="http://schemas.microsoft.com/office/word/2010/wordprocessingDrawing" xmlns:wp="http://schemas.openxmlformats.org/drawingml/2006/wordprocessingDrawing" xmlns:w10="urn:schemas-microsoft-com:office:word" xmlns:w="http://schemas.openxmlformats.org/wordprocessingml/2006/main" xmlns:w14="http://schemas.microsoft.com/office/word/2010/wordml" xmlns:w15="http://schemas.microsoft.com/office/word/2012/wordml" xmlns:w16cex="http://schemas.microsoft.com/office/word/2018/wordml/cex" xmlns:w16cid="http://schemas.microsoft.com/office/word/2016/wordml/cid" xmlns:w16="http://schemas.microsoft.com/office/word/2018/wordml" xmlns:w16sdtdh="http://schemas.microsoft.com/office/word/2020/wordml/sdtdatahash" xmlns:w16se="http://schemas.microsoft.com/office/word/2015/wordml/symex" xmlns:wpg="http://schemas.microsoft.com/office/word/2010/wordprocessingGroup" xmlns:wpi="http://schemas.microsoft.com/office/word/2010/wordprocessingInk" xmlns:wne="http://schemas.microsoft.com/office/word/2006/wordml" xmlns:wps="http://schemas.microsoft.com/office/word/2010/wordprocessingShape" mc:Ignorable="w14 w15 w16se w16cid w16 w16cex w16sdtdh wp14">
+<w:hdr xmlns:wpc="http://schemas.microsoft.com/office/word/2010/wordprocessingCanvas" xmlns:cx="http://schemas.microsoft.com/office/drawing/2014/chartex" xmlns:cx1="http://schemas.microsoft.com/office/drawing/2015/9/8/chartex" xmlns:cx2="http://schemas.microsoft.com/office/drawing/2015/10/21/chartex" xmlns:cx3="http://schemas.microsoft.com/office/drawing/2016/5/9/chartex" xmlns:cx4="http://schemas.microsoft.com/office/drawing/2016/5/10/chartex" xmlns:cx5="http://schemas.microsoft.com/office/drawing/2016/5/11/chartex" xmlns:cx6="http://schemas.microsoft.com/office/drawing/2016/5/12/chartex" xmlns:cx7="http://schemas.microsoft.com/office/drawing/2016/5/13/chartex" xmlns:cx8="http://schemas.microsoft.com/office/drawing/2016/5/14/chartex" xmlns:mc="http://schemas.openxmlformats.org/markup-compatibility/2006" xmlns:aink="http://schemas.microsoft.com/office/drawing/2016/ink" xmlns:am3d="http://schemas.microsoft.com/office/drawing/2017/model3d" xmlns:o="urn:schemas-microsoft-com:office:office" xmlns:oel="http://schemas.microsoft.com/office/2019/extlst" xmlns:r="http://schemas.openxmlformats.org/officeDocument/2006/relationships" xmlns:m="http://schemas.openxmlformats.org/officeDocument/2006/math" xmlns:v="urn:schemas-microsoft-com:vml" xmlns:wp14="http://schemas.microsoft.com/office/word/2010/wordprocessingDrawing" xmlns:wp="http://schemas.openxmlformats.org/drawingml/2006/wordprocessingDrawing" xmlns:w10="urn:schemas-microsoft-com:office:word" xmlns:w="http://schemas.openxmlformats.org/wordprocessingml/2006/main" xmlns:w14="http://schemas.microsoft.com/office/word/2010/wordml" xmlns:w15="http://schemas.microsoft.com/office/word/2012/wordml" xmlns:w16cex="http://schemas.microsoft.com/office/word/2018/wordml/cex" xmlns:w16cid="http://schemas.microsoft.com/office/word/2016/wordml/cid" xmlns:w16="http://schemas.microsoft.com/office/word/2018/wordml" xmlns:w16du="http://schemas.microsoft.com/office/word/2023/wordml/word16du" xmlns:w16sdtdh="http://schemas.microsoft.com/office/word/2020/wordml/sdtdatahash" xmlns:w16sdtfl="http://schemas.microsoft.com/office/word/2024/wordml/sdtformatlock" xmlns:w16se="http://schemas.microsoft.com/office/word/2015/wordml/symex" xmlns:wpg="http://schemas.microsoft.com/office/word/2010/wordprocessingGroup" xmlns:wpi="http://schemas.microsoft.com/office/word/2010/wordprocessingInk" xmlns:wne="http://schemas.microsoft.com/office/word/2006/wordml" xmlns:wps="http://schemas.microsoft.com/office/word/2010/wordprocessingShape" mc:Ignorable="w14 w15 w16se w16cid w16 w16cex w16sdtdh w16sdtfl w16du wp14">
   <w:p>
     <w:pPr>
       <w:pStyle w:val="Header"/>
@@ -776,7 +1084,7 @@
 </file>
 
 <file path=word/header2.xml><?xml version="1.0" encoding="utf-8"?>
-<w:hdr xmlns:wpc="http://schemas.microsoft.com/office/word/2010/wordprocessingCanvas" xmlns:cx="http://schemas.microsoft.com/office/drawing/2014/chartex" xmlns:cx1="http://schemas.microsoft.com/office/drawing/2015/9/8/chartex" xmlns:cx2="http://schemas.microsoft.com/office/drawing/2015/10/21/chartex" xmlns:cx3="http://schemas.microsoft.com/office/drawing/2016/5/9/chartex" xmlns:cx4="http://schemas.microsoft.com/office/drawing/2016/5/10/chartex" xmlns:cx5="http://schemas.microsoft.com/office/drawing/2016/5/11/chartex" xmlns:cx6="http://schemas.microsoft.com/office/drawing/2016/5/12/chartex" xmlns:cx7="http://schemas.microsoft.com/office/drawing/2016/5/13/chartex" xmlns:cx8="http://schemas.microsoft.com/office/drawing/2016/5/14/chartex" xmlns:mc="http://schemas.openxmlformats.org/markup-compatibility/2006" xmlns:aink="http://schemas.microsoft.com/office/drawing/2016/ink" xmlns:am3d="http://schemas.microsoft.com/office/drawing/2017/model3d" xmlns:o="urn:schemas-microsoft-com:office:office" xmlns:oel="http://schemas.microsoft.com/office/2019/extlst" xmlns:r="http://schemas.openxmlformats.org/officeDocument/2006/relationships" xmlns:m="http://schemas.openxmlformats.org/officeDocument/2006/math" xmlns:v="urn:schemas-microsoft-com:vml" xmlns:wp14="http://schemas.microsoft.com/office/word/2010/wordprocessingDrawing" xmlns:wp="http://schemas.openxmlformats.org/drawingml/2006/wordprocessingDrawing" xmlns:w10="urn:schemas-microsoft-com:office:word" xmlns:w="http://schemas.openxmlformats.org/wordprocessingml/2006/main" xmlns:w14="http://schemas.microsoft.com/office/word/2010/wordml" xmlns:w15="http://schemas.microsoft.com/office/word/2012/wordml" xmlns:w16cex="http://schemas.microsoft.com/office/word/2018/wordml/cex" xmlns:w16cid="http://schemas.microsoft.com/office/word/2016/wordml/cid" xmlns:w16="http://schemas.microsoft.com/office/word/2018/wordml" xmlns:w16sdtdh="http://schemas.microsoft.com/office/word/2020/wordml/sdtdatahash" xmlns:w16se="http://schemas.microsoft.com/office/word/2015/wordml/symex" xmlns:wpg="http://schemas.microsoft.com/office/word/2010/wordprocessingGroup" xmlns:wpi="http://schemas.microsoft.com/office/word/2010/wordprocessingInk" xmlns:wne="http://schemas.microsoft.com/office/word/2006/wordml" xmlns:wps="http://schemas.microsoft.com/office/word/2010/wordprocessingShape" mc:Ignorable="w14 w15 w16se w16cid w16 w16cex w16sdtdh wp14">
+<w:hdr xmlns:wpc="http://schemas.microsoft.com/office/word/2010/wordprocessingCanvas" xmlns:cx="http://schemas.microsoft.com/office/drawing/2014/chartex" xmlns:cx1="http://schemas.microsoft.com/office/drawing/2015/9/8/chartex" xmlns:cx2="http://schemas.microsoft.com/office/drawing/2015/10/21/chartex" xmlns:cx3="http://schemas.microsoft.com/office/drawing/2016/5/9/chartex" xmlns:cx4="http://schemas.microsoft.com/office/drawing/2016/5/10/chartex" xmlns:cx5="http://schemas.microsoft.com/office/drawing/2016/5/11/chartex" xmlns:cx6="http://schemas.microsoft.com/office/drawing/2016/5/12/chartex" xmlns:cx7="http://schemas.microsoft.com/office/drawing/2016/5/13/chartex" xmlns:cx8="http://schemas.microsoft.com/office/drawing/2016/5/14/chartex" xmlns:mc="http://schemas.openxmlformats.org/markup-compatibility/2006" xmlns:aink="http://schemas.microsoft.com/office/drawing/2016/ink" xmlns:am3d="http://schemas.microsoft.com/office/drawing/2017/model3d" xmlns:o="urn:schemas-microsoft-com:office:office" xmlns:oel="http://schemas.microsoft.com/office/2019/extlst" xmlns:r="http://schemas.openxmlformats.org/officeDocument/2006/relationships" xmlns:m="http://schemas.openxmlformats.org/officeDocument/2006/math" xmlns:v="urn:schemas-microsoft-com:vml" xmlns:wp14="http://schemas.microsoft.com/office/word/2010/wordprocessingDrawing" xmlns:wp="http://schemas.openxmlformats.org/drawingml/2006/wordprocessingDrawing" xmlns:w10="urn:schemas-microsoft-com:office:word" xmlns:w="http://schemas.openxmlformats.org/wordprocessingml/2006/main" xmlns:w14="http://schemas.microsoft.com/office/word/2010/wordml" xmlns:w15="http://schemas.microsoft.com/office/word/2012/wordml" xmlns:w16cex="http://schemas.microsoft.com/office/word/2018/wordml/cex" xmlns:w16cid="http://schemas.microsoft.com/office/word/2016/wordml/cid" xmlns:w16="http://schemas.microsoft.com/office/word/2018/wordml" xmlns:w16du="http://schemas.microsoft.com/office/word/2023/wordml/word16du" xmlns:w16sdtdh="http://schemas.microsoft.com/office/word/2020/wordml/sdtdatahash" xmlns:w16sdtfl="http://schemas.microsoft.com/office/word/2024/wordml/sdtformatlock" xmlns:w16se="http://schemas.microsoft.com/office/word/2015/wordml/symex" xmlns:wpg="http://schemas.microsoft.com/office/word/2010/wordprocessingGroup" xmlns:wpi="http://schemas.microsoft.com/office/word/2010/wordprocessingInk" xmlns:wne="http://schemas.microsoft.com/office/word/2006/wordml" xmlns:wps="http://schemas.microsoft.com/office/word/2010/wordprocessingShape" mc:Ignorable="w14 w15 w16se w16cid w16 w16cex w16sdtdh w16sdtfl w16du wp14">
   <w:p>
     <w:pPr>
       <w:pStyle w:val="Header"/>
@@ -787,7 +1095,7 @@
 </file>
 
 <file path=word/header3.xml><?xml version="1.0" encoding="utf-8"?>
-<w:hdr xmlns:wpc="http://schemas.microsoft.com/office/word/2010/wordprocessingCanvas" xmlns:cx="http://schemas.microsoft.com/office/drawing/2014/chartex" xmlns:cx1="http://schemas.microsoft.com/office/drawing/2015/9/8/chartex" xmlns:cx2="http://schemas.microsoft.com/office/drawing/2015/10/21/chartex" xmlns:cx3="http://schemas.microsoft.com/office/drawing/2016/5/9/chartex" xmlns:cx4="http://schemas.microsoft.com/office/drawing/2016/5/10/chartex" xmlns:cx5="http://schemas.microsoft.com/office/drawing/2016/5/11/chartex" xmlns:cx6="http://schemas.microsoft.com/office/drawing/2016/5/12/chartex" xmlns:cx7="http://schemas.microsoft.com/office/drawing/2016/5/13/chartex" xmlns:cx8="http://schemas.microsoft.com/office/drawing/2016/5/14/chartex" xmlns:mc="http://schemas.openxmlformats.org/markup-compatibility/2006" xmlns:aink="http://schemas.microsoft.com/office/drawing/2016/ink" xmlns:am3d="http://schemas.microsoft.com/office/drawing/2017/model3d" xmlns:o="urn:schemas-microsoft-com:office:office" xmlns:oel="http://schemas.microsoft.com/office/2019/extlst" xmlns:r="http://schemas.openxmlformats.org/officeDocument/2006/relationships" xmlns:m="http://schemas.openxmlformats.org/officeDocument/2006/math" xmlns:v="urn:schemas-microsoft-com:vml" xmlns:wp14="http://schemas.microsoft.com/office/word/2010/wordprocessingDrawing" xmlns:wp="http://schemas.openxmlformats.org/drawingml/2006/wordprocessingDrawing" xmlns:w10="urn:schemas-microsoft-com:office:word" xmlns:w="http://schemas.openxmlformats.org/wordprocessingml/2006/main" xmlns:w14="http://schemas.microsoft.com/office/word/2010/wordml" xmlns:w15="http://schemas.microsoft.com/office/word/2012/wordml" xmlns:w16cex="http://schemas.microsoft.com/office/word/2018/wordml/cex" xmlns:w16cid="http://schemas.microsoft.com/office/word/2016/wordml/cid" xmlns:w16="http://schemas.microsoft.com/office/word/2018/wordml" xmlns:w16sdtdh="http://schemas.microsoft.com/office/word/2020/wordml/sdtdatahash" xmlns:w16se="http://schemas.microsoft.com/office/word/2015/wordml/symex" xmlns:wpg="http://schemas.microsoft.com/office/word/2010/wordprocessingGroup" xmlns:wpi="http://schemas.microsoft.com/office/word/2010/wordprocessingInk" xmlns:wne="http://schemas.microsoft.com/office/word/2006/wordml" xmlns:wps="http://schemas.microsoft.com/office/word/2010/wordprocessingShape" mc:Ignorable="w14 w15 w16se w16cid w16 w16cex w16sdtdh wp14">
+<w:hdr xmlns:wpc="http://schemas.microsoft.com/office/word/2010/wordprocessingCanvas" xmlns:cx="http://schemas.microsoft.com/office/drawing/2014/chartex" xmlns:cx1="http://schemas.microsoft.com/office/drawing/2015/9/8/chartex" xmlns:cx2="http://schemas.microsoft.com/office/drawing/2015/10/21/chartex" xmlns:cx3="http://schemas.microsoft.com/office/drawing/2016/5/9/chartex" xmlns:cx4="http://schemas.microsoft.com/office/drawing/2016/5/10/chartex" xmlns:cx5="http://schemas.microsoft.com/office/drawing/2016/5/11/chartex" xmlns:cx6="http://schemas.microsoft.com/office/drawing/2016/5/12/chartex" xmlns:cx7="http://schemas.microsoft.com/office/drawing/2016/5/13/chartex" xmlns:cx8="http://schemas.microsoft.com/office/drawing/2016/5/14/chartex" xmlns:mc="http://schemas.openxmlformats.org/markup-compatibility/2006" xmlns:aink="http://schemas.microsoft.com/office/drawing/2016/ink" xmlns:am3d="http://schemas.microsoft.com/office/drawing/2017/model3d" xmlns:o="urn:schemas-microsoft-com:office:office" xmlns:oel="http://schemas.microsoft.com/office/2019/extlst" xmlns:r="http://schemas.openxmlformats.org/officeDocument/2006/relationships" xmlns:m="http://schemas.openxmlformats.org/officeDocument/2006/math" xmlns:v="urn:schemas-microsoft-com:vml" xmlns:wp14="http://schemas.microsoft.com/office/word/2010/wordprocessingDrawing" xmlns:wp="http://schemas.openxmlformats.org/drawingml/2006/wordprocessingDrawing" xmlns:w10="urn:schemas-microsoft-com:office:word" xmlns:w="http://schemas.openxmlformats.org/wordprocessingml/2006/main" xmlns:w14="http://schemas.microsoft.com/office/word/2010/wordml" xmlns:w15="http://schemas.microsoft.com/office/word/2012/wordml" xmlns:w16cex="http://schemas.microsoft.com/office/word/2018/wordml/cex" xmlns:w16cid="http://schemas.microsoft.com/office/word/2016/wordml/cid" xmlns:w16="http://schemas.microsoft.com/office/word/2018/wordml" xmlns:w16du="http://schemas.microsoft.com/office/word/2023/wordml/word16du" xmlns:w16sdtdh="http://schemas.microsoft.com/office/word/2020/wordml/sdtdatahash" xmlns:w16sdtfl="http://schemas.microsoft.com/office/word/2024/wordml/sdtformatlock" xmlns:w16se="http://schemas.microsoft.com/office/word/2015/wordml/symex" xmlns:wpg="http://schemas.microsoft.com/office/word/2010/wordprocessingGroup" xmlns:wpi="http://schemas.microsoft.com/office/word/2010/wordprocessingInk" xmlns:wne="http://schemas.microsoft.com/office/word/2006/wordml" xmlns:wps="http://schemas.microsoft.com/office/word/2010/wordprocessingShape" mc:Ignorable="w14 w15 w16se w16cid w16 w16cex w16sdtdh w16sdtfl w16du wp14">
   <w:p>
     <w:pPr>
       <w:pStyle w:val="Header"/>
@@ -796,7 +1104,7 @@
     <w:r>
       <w:tab/>
       <w:tab/>
-      <w:t>2026-06-17</w:t>
+      <w:t>2026-06-18</w:t>
       <w:br/>
       <w:br/>
     </w:r>
@@ -813,7 +1121,7 @@
 </file>
 
 <file path=word/numbering.xml><?xml version="1.0" encoding="utf-8"?>
-<w:numbering xmlns:wpc="http://schemas.microsoft.com/office/word/2010/wordprocessingCanvas" xmlns:cx="http://schemas.microsoft.com/office/drawing/2014/chartex" xmlns:cx1="http://schemas.microsoft.com/office/drawing/2015/9/8/chartex" xmlns:cx2="http://schemas.microsoft.com/office/drawing/2015/10/21/chartex" xmlns:cx3="http://schemas.microsoft.com/office/drawing/2016/5/9/chartex" xmlns:cx4="http://schemas.microsoft.com/office/drawing/2016/5/10/chartex" xmlns:cx5="http://schemas.microsoft.com/office/drawing/2016/5/11/chartex" xmlns:cx6="http://schemas.microsoft.com/office/drawing/2016/5/12/chartex" xmlns:cx7="http://schemas.microsoft.com/office/drawing/2016/5/13/chartex" xmlns:cx8="http://schemas.microsoft.com/office/drawing/2016/5/14/chartex" xmlns:mc="http://schemas.openxmlformats.org/markup-compatibility/2006" xmlns:aink="http://schemas.microsoft.com/office/drawing/2016/ink" xmlns:am3d="http://schemas.microsoft.com/office/drawing/2017/model3d" xmlns:o="urn:schemas-microsoft-com:office:office" xmlns:oel="http://schemas.microsoft.com/office/2019/extlst" xmlns:r="http://schemas.openxmlformats.org/officeDocument/2006/relationships" xmlns:m="http://schemas.openxmlformats.org/officeDocument/2006/math" xmlns:v="urn:schemas-microsoft-com:vml" xmlns:wp14="http://schemas.microsoft.com/office/word/2010/wordprocessingDrawing" xmlns:wp="http://schemas.openxmlformats.org/drawingml/2006/wordprocessingDrawing" xmlns:w10="urn:schemas-microsoft-com:office:word" xmlns:w="http://schemas.openxmlformats.org/wordprocessingml/2006/main" xmlns:w14="http://schemas.microsoft.com/office/word/2010/wordml" xmlns:w15="http://schemas.microsoft.com/office/word/2012/wordml" xmlns:w16cex="http://schemas.microsoft.com/office/word/2018/wordml/cex" xmlns:w16cid="http://schemas.microsoft.com/office/word/2016/wordml/cid" xmlns:w16="http://schemas.microsoft.com/office/word/2018/wordml" xmlns:w16sdtdh="http://schemas.microsoft.com/office/word/2020/wordml/sdtdatahash" xmlns:w16se="http://schemas.microsoft.com/office/word/2015/wordml/symex" xmlns:wpg="http://schemas.microsoft.com/office/word/2010/wordprocessingGroup" xmlns:wpi="http://schemas.microsoft.com/office/word/2010/wordprocessingInk" xmlns:wne="http://schemas.microsoft.com/office/word/2006/wordml" xmlns:wps="http://schemas.microsoft.com/office/word/2010/wordprocessingShape" mc:Ignorable="w14 w15 w16se w16cid w16 w16cex w16sdtdh wp14">
+<w:numbering xmlns:wpc="http://schemas.microsoft.com/office/word/2010/wordprocessingCanvas" xmlns:cx="http://schemas.microsoft.com/office/drawing/2014/chartex" xmlns:cx1="http://schemas.microsoft.com/office/drawing/2015/9/8/chartex" xmlns:cx2="http://schemas.microsoft.com/office/drawing/2015/10/21/chartex" xmlns:cx3="http://schemas.microsoft.com/office/drawing/2016/5/9/chartex" xmlns:cx4="http://schemas.microsoft.com/office/drawing/2016/5/10/chartex" xmlns:cx5="http://schemas.microsoft.com/office/drawing/2016/5/11/chartex" xmlns:cx6="http://schemas.microsoft.com/office/drawing/2016/5/12/chartex" xmlns:cx7="http://schemas.microsoft.com/office/drawing/2016/5/13/chartex" xmlns:cx8="http://schemas.microsoft.com/office/drawing/2016/5/14/chartex" xmlns:mc="http://schemas.openxmlformats.org/markup-compatibility/2006" xmlns:aink="http://schemas.microsoft.com/office/drawing/2016/ink" xmlns:am3d="http://schemas.microsoft.com/office/drawing/2017/model3d" xmlns:o="urn:schemas-microsoft-com:office:office" xmlns:oel="http://schemas.microsoft.com/office/2019/extlst" xmlns:r="http://schemas.openxmlformats.org/officeDocument/2006/relationships" xmlns:m="http://schemas.openxmlformats.org/officeDocument/2006/math" xmlns:v="urn:schemas-microsoft-com:vml" xmlns:wp14="http://schemas.microsoft.com/office/word/2010/wordprocessingDrawing" xmlns:wp="http://schemas.openxmlformats.org/drawingml/2006/wordprocessingDrawing" xmlns:w10="urn:schemas-microsoft-com:office:word" xmlns:w="http://schemas.openxmlformats.org/wordprocessingml/2006/main" xmlns:w14="http://schemas.microsoft.com/office/word/2010/wordml" xmlns:w15="http://schemas.microsoft.com/office/word/2012/wordml" xmlns:w16cex="http://schemas.microsoft.com/office/word/2018/wordml/cex" xmlns:w16cid="http://schemas.microsoft.com/office/word/2016/wordml/cid" xmlns:w16="http://schemas.microsoft.com/office/word/2018/wordml" xmlns:w16du="http://schemas.microsoft.com/office/word/2023/wordml/word16du" xmlns:w16sdtdh="http://schemas.microsoft.com/office/word/2020/wordml/sdtdatahash" xmlns:w16sdtfl="http://schemas.microsoft.com/office/word/2024/wordml/sdtformatlock" xmlns:w16se="http://schemas.microsoft.com/office/word/2015/wordml/symex" xmlns:wpg="http://schemas.microsoft.com/office/word/2010/wordprocessingGroup" xmlns:wpi="http://schemas.microsoft.com/office/word/2010/wordprocessingInk" xmlns:wne="http://schemas.microsoft.com/office/word/2006/wordml" xmlns:wps="http://schemas.microsoft.com/office/word/2010/wordprocessingShape" mc:Ignorable="w14 w15 w16se w16cid w16 w16cex w16sdtdh w16sdtfl w16du wp14">
   <w:abstractNum w:abstractNumId="0" w15:restartNumberingAfterBreak="0">
     <w:nsid w:val="FFFFFF7C"/>
     <w:multiLevelType w:val="singleLevel"/>
@@ -1016,7 +1324,7 @@
 </file>
 
 <file path=word/styles.xml><?xml version="1.0" encoding="utf-8"?>
-<w:styles xmlns:mc="http://schemas.openxmlformats.org/markup-compatibility/2006" xmlns:r="http://schemas.openxmlformats.org/officeDocument/2006/relationships" xmlns:w="http://schemas.openxmlformats.org/wordprocessingml/2006/main" xmlns:w14="http://schemas.microsoft.com/office/word/2010/wordml" xmlns:w15="http://schemas.microsoft.com/office/word/2012/wordml" xmlns:w16cex="http://schemas.microsoft.com/office/word/2018/wordml/cex" xmlns:w16cid="http://schemas.microsoft.com/office/word/2016/wordml/cid" xmlns:w16="http://schemas.microsoft.com/office/word/2018/wordml" xmlns:w16sdtdh="http://schemas.microsoft.com/office/word/2020/wordml/sdtdatahash" xmlns:w16se="http://schemas.microsoft.com/office/word/2015/wordml/symex" mc:Ignorable="w14 w15 w16se w16cid w16 w16cex w16sdtdh">
+<w:styles xmlns:mc="http://schemas.openxmlformats.org/markup-compatibility/2006" xmlns:r="http://schemas.openxmlformats.org/officeDocument/2006/relationships" xmlns:w="http://schemas.openxmlformats.org/wordprocessingml/2006/main" xmlns:w14="http://schemas.microsoft.com/office/word/2010/wordml" xmlns:w15="http://schemas.microsoft.com/office/word/2012/wordml" xmlns:w16cex="http://schemas.microsoft.com/office/word/2018/wordml/cex" xmlns:w16cid="http://schemas.microsoft.com/office/word/2016/wordml/cid" xmlns:w16="http://schemas.microsoft.com/office/word/2018/wordml" xmlns:w16du="http://schemas.microsoft.com/office/word/2023/wordml/word16du" xmlns:w16sdtdh="http://schemas.microsoft.com/office/word/2020/wordml/sdtdatahash" xmlns:w16sdtfl="http://schemas.microsoft.com/office/word/2024/wordml/sdtformatlock" xmlns:w16se="http://schemas.microsoft.com/office/word/2015/wordml/symex" mc:Ignorable="w14 w15 w16se w16cid w16 w16cex w16sdtdh w16sdtfl w16du">
   <w:docDefaults>
     <w:rPrDefault>
       <w:rPr>
@@ -1774,7 +2082,7 @@
     <w:link w:val="TitleChar"/>
     <w:uiPriority w:val="10"/>
     <w:qFormat/>
-    <w:rsid w:val="007106C8"/>
+    <w:rsid w:val="00E854FA"/>
     <w:pPr>
       <w:spacing w:after="300" w:line="240" w:lineRule="auto"/>
       <w:contextualSpacing/>
@@ -1784,7 +2092,7 @@
       <w:rFonts w:eastAsiaTheme="majorEastAsia" w:cstheme="majorBidi"/>
       <w:spacing w:val="5"/>
       <w:kern w:val="28"/>
-      <w:sz w:val="52"/>
+      <w:sz w:val="40"/>
       <w:szCs w:val="52"/>
       <w:lang w:val="sv-SE" w:eastAsia="en-US" w:bidi="ar-SA"/>
     </w:rPr>
@@ -1794,12 +2102,12 @@
     <w:basedOn w:val="DefaultParagraphFont"/>
     <w:link w:val="Title"/>
     <w:uiPriority w:val="10"/>
-    <w:rsid w:val="007106C8"/>
+    <w:rsid w:val="00E854FA"/>
     <w:rPr>
       <w:rFonts w:ascii="Times New Roman" w:eastAsiaTheme="majorEastAsia" w:hAnsi="Times New Roman" w:cstheme="majorBidi"/>
       <w:spacing w:val="5"/>
       <w:kern w:val="28"/>
-      <w:sz w:val="52"/>
+      <w:sz w:val="40"/>
       <w:szCs w:val="52"/>
       <w:lang w:val="sv-SE" w:eastAsia="en-US" w:bidi="ar-SA"/>
     </w:rPr>

--- a/klagomål/A 58927-2022 FSC-klagomål.docx
+++ b/klagomål/A 58927-2022 FSC-klagomål.docx
@@ -1104,7 +1104,7 @@
     <w:r>
       <w:tab/>
       <w:tab/>
-      <w:t>2026-06-18</w:t>
+      <w:t>2026-06-19</w:t>
       <w:br/>
       <w:br/>
     </w:r>

--- a/klagomål/A 58927-2022 FSC-klagomål.docx
+++ b/klagomål/A 58927-2022 FSC-klagomål.docx
@@ -1104,7 +1104,7 @@
     <w:r>
       <w:tab/>
       <w:tab/>
-      <w:t>2026-06-19</w:t>
+      <w:t>2026-06-20</w:t>
       <w:br/>
       <w:br/>
     </w:r>

--- a/klagomål/A 58927-2022 FSC-klagomål.docx
+++ b/klagomål/A 58927-2022 FSC-klagomål.docx
@@ -168,38 +168,7 @@
     </w:p>
     <w:p>
       <w:r>
-        <w:t>Detta dokument behandlar höga naturvärden i avverkningsanmälan A 58927-2022 i Västerviks kommun som inkom 2022-12-01 och omfattar 2,5 ha.</w:t>
-      </w:r>
-    </w:p>
-    <w:p>
-      <w:r>
-        <w:t>Nedan presenteras fynd av naturvårdsarter som gjorts i det avverkningsanmälda området, samt relevanta utdrag ur standarderna för FSC, Chain of Custody, Controlled Wood och PEFC. I BILAGA 1 finns artfakta om rödlistade arter.</w:t>
-      </w:r>
-    </w:p>
-    <w:p>
-      <w:r>
-        <w:t>Vi förväntar oss att ni återkommer med ett skriftligt svar på vårt klagomål och även beskriver vilka korrigerande åtgärder ni satt in för att rätta till identifierade brister i er efterlevnad av den svenska FSC standarden.</w:t>
-      </w:r>
-    </w:p>
-    <w:p>
-      <w:pPr>
-        <w:pStyle w:val="Heading1"/>
-      </w:pPr>
-      <w:r>
-        <w:t>Naturvårdsarter</w:t>
-      </w:r>
-    </w:p>
-    <w:p>
-      <w:r>
-        <w:t>I och inom 13 meter från avverkningsanmälan har följande 11 naturvårdsarter hittats: ekticka (NT, T), grynig filtlav (NT, T), lunglav (NT, T), vit vedfingersvamp (NT), barkkornlav (S, T), fällmossa (S, T), guldlockmossa (S, T), gulpudrad spiklav (S, T), liten baronmossa (S, T), platt fjädermossa (S, T) och trädporella (S, T). Av dessa är 4 rödlistade. För rödlistade arter har rödlistekategorin angivits inom parentes. Arter som är signalarter enligt Skogsstyrelsen har markerats med (S). Typiska arter inom Natura 2000 som är kopplade till skogsekosystem har markerats med (T).</w:t>
-      </w:r>
-    </w:p>
-    <w:p>
-      <w:r>
-        <w:t>De påträffade naturvårdsarterna är ett tydligt kvitto på att det rör sig om en skog med höga naturvärden.</w:t>
-      </w:r>
-      <w:r>
-        <w:t xml:space="preserve"> I Figur 1 visas fyndplatser för naturvårdsarter i området, som finns registrerade på Artportalen.</w:t>
+        <w:t>Detta klagomål behandlar höga naturvärden i avverkningsanmälan A 58927-2022 i Västerviks kommun som inkom 2022-12-01 och omfattar 2,5 ha.</w:t>
       </w:r>
     </w:p>
     <w:p>
@@ -247,7 +216,160 @@
         <w:spacing w:after="240"/>
       </w:pPr>
       <w:r>
-        <w:t>Figur 1. Fyndplatser för naturvårdsarter i och inom 13 meter från avverkningsanmälan (röd linje). Markörer utan svart kant är placerade på fyndplatsen. Markörer med svart kant är placerade vid sidan av fyndplatsen och har ett svart streck som visar fyndplatsens exakta position. Kartans mittpunktskoordinat är N 6424228, E 567296 i SWEREF 99 TM.</w:t>
+        <w:t>Figur 1. Fyndplatser för naturvårdsarter i och inom 13 meter från avverkningsanmälan. Markörer utan svart kant är placerade på fyndplatsen. Markörer med svart kant är placerade vid sidan av fyndplatsen har ett svart streck som visar fyndplatsens exakta position. Kartans mittpunktskoordinat är N 6424228, E 567296 i SWEREF 99 TM.</w:t>
+      </w:r>
+    </w:p>
+    <w:p>
+      <w:r>
+        <w:t>I och inom 13 meter från avverkningsanmälan finns fynd av 11 naturvårdsarter, varav 4 är rödlistade, 10 är typiska (T) och 7 är signalarter (S): ekticka (NT, T), grynig filtlav (NT, T), lunglav (NT, T), vit vedfingersvamp (NT), barkkornlav (S, T), fällmossa (S, T), guldlockmossa (S, T), gulpudrad spiklav (S, T), liten baronmossa (S, T), platt fjädermossa (S, T) och trädporella (S, T). Se Figur 1.</w:t>
+      </w:r>
+    </w:p>
+    <w:p>
+      <w:r>
+        <w:t>Nedan presenteras relevanta utdrag ur standarderna för FSC, Chain of Custody, Controlled Wood och PEFC.</w:t>
+      </w:r>
+    </w:p>
+    <w:p>
+      <w:r>
+        <w:t>Vi förväntar oss att ni återkommer med ett skriftligt svar på vårt klagomål och även beskriver vilka korrigerande åtgärder ni satt in för att rätta till identifierade brister i er efterlevnad av den svenska FSC standarden.</w:t>
+      </w:r>
+    </w:p>
+    <w:p>
+      <w:pPr>
+        <w:pStyle w:val="Heading1"/>
+      </w:pPr>
+      <w:r>
+        <w:t>Naturvårdsarter och fridlysta arter</w:t>
+      </w:r>
+    </w:p>
+    <w:p>
+      <w:r>
+        <w:t>Nedan följer beskrivningar av de naturvårdsarter och fridlysta arter som har sina livsmiljöer och växtplatser i den avverkningsanmälda skogen. Se även ytterligare artfakta i BILAGA 1. De påträffade naturvårdsarterna är ett tydligt kvitto på att det rör sig om en skog med höga naturvärden.</w:t>
+      </w:r>
+    </w:p>
+    <w:p>
+      <w:r>
+        <w:rPr>
+          <w:b/>
+        </w:rPr>
+        <w:t>Ekticka (NT)</w:t>
+      </w:r>
+      <w:r>
+        <w:t xml:space="preserve"> påträffas i löv- och blandskog och hagmark där den växer på levande oftast äldre eller senvuxna ekar. Minskningstakten för den svenska populationen har uppgått till 15 % under de senaste 50 åren och bedöms vara nära gränsvärdet för Sårbar (VU). Ekticka är typisk art för </w:t>
+      </w:r>
+      <w:r>
+        <w:rPr>
+          <w:i/>
+        </w:rPr>
+        <w:t xml:space="preserve">9020 Nordlig ädellövskog </w:t>
+      </w:r>
+      <w:r>
+        <w:t>(SLU Artdatabanken, 2025).</w:t>
+      </w:r>
+    </w:p>
+    <w:p>
+      <w:r>
+        <w:rPr>
+          <w:b/>
+        </w:rPr>
+        <w:t>Grynig filtlav (NT)</w:t>
+      </w:r>
+      <w:r>
+        <w:t xml:space="preserve"> tillhör en grupp fuktighetskrävande, storväxta bladlavar där också bl.a. lunglav (NT) ingår. Den växer framför allt på gamla mossiga stammar av lövträd, särskilt ädellövträd samt asp och sälg, i kulturmarker, lövskogar, halvöppna och lövrika barrblandskogar i områden med hög luftfuktighet. Arten indikerar långvarig förekomst av gamla lövträd och ett mikroklimat med konstant hög och jämn luftfuktighet. Grynig filtlav är typisk art för </w:t>
+      </w:r>
+      <w:r>
+        <w:rPr>
+          <w:i/>
+        </w:rPr>
+        <w:t>9010 Taiga, 9020 Nordlig ädellövskog, 9110 Näringsfattig bokskog, 9130 Näringsrik bokskog, 9160 Näringsrik ekskog, 9180 Ädellövskog i branter,</w:t>
+      </w:r>
+      <w:r>
+        <w:t xml:space="preserve"> </w:t>
+      </w:r>
+      <w:r>
+        <w:rPr>
+          <w:i/>
+        </w:rPr>
+        <w:t>9190 Näringsfattig ekskog</w:t>
+      </w:r>
+      <w:r>
+        <w:t xml:space="preserve"> och </w:t>
+      </w:r>
+      <w:r>
+        <w:rPr>
+          <w:i/>
+        </w:rPr>
+        <w:t>9070 Trädklädd betesmark</w:t>
+      </w:r>
+      <w:r>
+        <w:t xml:space="preserve"> (SLU Artdatabanken, 2024; Nitare &amp; Skogsstyrelsen, 2019).</w:t>
+      </w:r>
+    </w:p>
+    <w:p>
+      <w:r>
+        <w:rPr>
+          <w:b/>
+        </w:rPr>
+        <w:t>Lunglav (NT)</w:t>
+      </w:r>
+      <w:r>
+        <w:t xml:space="preserve"> är en av vårt lands främsta signalarter som överallt indikerar gamla lövträd, skogsbestånd med höga naturvärden och ekosystem med långskoglig kontinuitet. Lokalt kan förekomsten vara mycket riklig men den hittas nästan enbart i gamla och ej slutavverkade skogar. Artens samtliga förekomster bör uppmärksammas från naturvårdssynpunkt, då många lokaler även hyser andra ovanliga och rödlistade arter. Rikliga förekomster bör skyddas med biotopskydd, frivilliga avsättningar eller reservat. På lunglav kan de sällsynta lavparasiterna lunglavshårprick (CR), </w:t>
+      </w:r>
+      <w:r>
+        <w:rPr>
+          <w:i/>
+        </w:rPr>
+        <w:t>Abrothallus diederichii</w:t>
+      </w:r>
+      <w:r>
+        <w:t xml:space="preserve"> (VU), </w:t>
+      </w:r>
+      <w:r>
+        <w:rPr>
+          <w:i/>
+        </w:rPr>
+        <w:t>Abrothallus lobariae</w:t>
+      </w:r>
+      <w:r>
+        <w:t xml:space="preserve"> (VU), </w:t>
+      </w:r>
+      <w:r>
+        <w:rPr>
+          <w:i/>
+        </w:rPr>
+        <w:t>Calycina lobariae</w:t>
+      </w:r>
+      <w:r>
+        <w:t xml:space="preserve"> (VU), lunglavsknapp (VU) och skrovelmössing (VU) påträffas. Lunglav är typisk art för </w:t>
+      </w:r>
+      <w:r>
+        <w:rPr>
+          <w:i/>
+        </w:rPr>
+        <w:t>9010 Taiga, 9020 Nordlig ädellövskog, 9110 Näringsfattig bokskog, 9130 Näringsrik bokskog, 9160 Näringsrik ekskog, 9180 Ädellövskog i branter, 9190 Näringsfattig ekskog, 9070 Trädklädd betesmark, 9040 Fjällbjörkskog</w:t>
+      </w:r>
+      <w:r>
+        <w:t xml:space="preserve"> och</w:t>
+      </w:r>
+      <w:r>
+        <w:rPr>
+          <w:i/>
+        </w:rPr>
+        <w:t xml:space="preserve"> 6530 Lövängar</w:t>
+      </w:r>
+      <w:r>
+        <w:t xml:space="preserve"> (SLU Artdatabanken, 2026; Nitare &amp; Skogsstyrelsen, 2019).</w:t>
+      </w:r>
+    </w:p>
+    <w:p>
+      <w:r>
+        <w:rPr>
+          <w:b/>
+        </w:rPr>
+        <w:t>Vit vedfingersvamp (NT)</w:t>
+      </w:r>
+      <w:r>
+        <w:t xml:space="preserve"> växer på murken lövved, främst grova och barklösa asplågor. Svampen indikerar sena aspsuccessioner inom områden med konstant hög luftfuktighet. Raviner, bergrötter och liknande platser med skuggiga förhållanden och fuktig mark med ett stort inslag av lövträd är exempel på biotoper där vit vedfingersvamp ofta växer och dessa bör undantas från skogsbruk (SLU Artdatabanken, 2024; Nitare &amp; Skogsstyrelsen, 2019).</w:t>
       </w:r>
     </w:p>
     <w:p>
@@ -275,26 +397,6 @@
         <w:rPr>
           <w:b/>
         </w:rPr>
-        <w:t>Ekticka (NT)</w:t>
-      </w:r>
-      <w:r>
-        <w:t xml:space="preserve"> påträffas i löv- och blandskog och hagmark där den växer på levande oftast äldre eller senvuxna ekar. Minskningstakten för den svenska populationen har uppgått till 15 % under de senaste 50 åren och bedöms vara nära gränsvärdet för Sårbar (VU). Ekticka är typisk art för </w:t>
-      </w:r>
-      <w:r>
-        <w:rPr>
-          <w:i/>
-        </w:rPr>
-        <w:t xml:space="preserve">9020 Nordlig ädellövskog </w:t>
-      </w:r>
-      <w:r>
-        <w:t>(SLU Artdatabanken, 2025).</w:t>
-      </w:r>
-    </w:p>
-    <w:p>
-      <w:r>
-        <w:rPr>
-          <w:b/>
-        </w:rPr>
         <w:t>Fällmossa</w:t>
       </w:r>
       <w:r>
@@ -324,28 +426,39 @@
         <w:rPr>
           <w:b/>
         </w:rPr>
-        <w:t>Grynig filtlav (NT)</w:t>
-      </w:r>
-      <w:r>
-        <w:t xml:space="preserve"> tillhör en grupp fuktighetskrävande, storväxta bladlavar där också bl.a. lunglav (NT) ingår. Den växer framför allt på gamla mossiga stammar av lövträd, särskilt ädellövträd samt asp och sälg, i kulturmarker, lövskogar, halvöppna och lövrika barrblandskogar i områden med hög luftfuktighet. Arten indikerar långvarig förekomst av gamla lövträd och ett mikroklimat med konstant hög och jämn luftfuktighet. Grynig filtlav är typisk art för </w:t>
+        <w:t>Guldlockmossa</w:t>
+      </w:r>
+      <w:r>
+        <w:t xml:space="preserve"> växer på solexponerade, basiska klippor och block samt på skrovlig bark vid basen av ädellövträd med rik bark, ofta på gamla ekar, bokar och andra ädellövträd som står öppet i bryn. Särskilt högt signalvärde har den i norra Sverige där den sällsynt kan påträffas i sydväxtberg på klippor med basiska bergarter. Guldlockmossa är typisk art för </w:t>
       </w:r>
       <w:r>
         <w:rPr>
           <w:i/>
         </w:rPr>
-        <w:t>9010 Taiga, 9020 Nordlig ädellövskog, 9110 Näringsfattig bokskog, 9130 Näringsrik bokskog, 9160 Näringsrik ekskog, 9180 Ädellövskog i branter,</w:t>
-      </w:r>
-      <w:r>
-        <w:t xml:space="preserve"> </w:t>
+        <w:t xml:space="preserve">9110 Näringsfattig bokskog, 9160 Näringsrik ekskog, 9180 Ädellövskog i branter </w:t>
+      </w:r>
+      <w:r>
+        <w:t xml:space="preserve">och </w:t>
       </w:r>
       <w:r>
         <w:rPr>
           <w:i/>
         </w:rPr>
-        <w:t>9190 Näringsfattig ekskog</w:t>
-      </w:r>
-      <w:r>
-        <w:t xml:space="preserve"> och </w:t>
+        <w:t xml:space="preserve">9190 Näringsfattig ekskog </w:t>
+      </w:r>
+      <w:r>
+        <w:t>(Nitare &amp; Skogsstyrelsen, 2019; SLU Artdatabanken, 2025).</w:t>
+      </w:r>
+    </w:p>
+    <w:p>
+      <w:r>
+        <w:rPr>
+          <w:b/>
+        </w:rPr>
+        <w:t>Gulpudrad spiklav</w:t>
+      </w:r>
+      <w:r>
+        <w:t xml:space="preserve"> är en av de viktigaste karaktärsarterna för gamla grova ekar. Den har högt signalvärde och visar på jätteekar som ofta har en rik flora av andra sällsynta lavar. Förekomster på andra substrat än ek visar också på skyddsvärda trädbestånd. Gulpudrad spiklav är typisk art för </w:t>
       </w:r>
       <w:r>
         <w:rPr>
@@ -354,7 +467,16 @@
         <w:t>9070 Trädklädd betesmark</w:t>
       </w:r>
       <w:r>
-        <w:t xml:space="preserve"> (SLU Artdatabanken, 2024; Nitare &amp; Skogsstyrelsen, 2019).</w:t>
+        <w:t xml:space="preserve"> och </w:t>
+      </w:r>
+      <w:r>
+        <w:rPr>
+          <w:i/>
+        </w:rPr>
+        <w:t>9160 Näringsrik ekskog</w:t>
+      </w:r>
+      <w:r>
+        <w:t xml:space="preserve"> (Nitare &amp; Skogsstyrelsen, 2019; SLU Artdatabanken, 2025).</w:t>
       </w:r>
     </w:p>
     <w:p>
@@ -362,16 +484,92 @@
         <w:rPr>
           <w:b/>
         </w:rPr>
-        <w:t>Guldlockmossa</w:t>
-      </w:r>
-      <w:r>
-        <w:t xml:space="preserve"> växer på solexponerade, basiska klippor och block samt på skrovlig bark vid basen av ädellövträd med rik bark, ofta på gamla ekar, bokar och andra ädellövträd som står öppet i bryn. Särskilt högt signalvärde har den i norra Sverige där den sällsynt kan påträffas i sydväxtberg på klippor med basiska bergarter. Guldlockmossa är typisk art för </w:t>
+        <w:t>Liten baronmossa</w:t>
+      </w:r>
+      <w:r>
+        <w:t xml:space="preserve"> signalerar höga naturvärden även vid en liten förekomst och växer vanligen i trädbärande miljöer med hög luftfuktighet, på kalkrika eller andra basiska klippor, stenblock eller jord, och som epifyt på rikbark. Söderut i landet förekommer den på ädellövträd, främst på gammal ask och alm i urskogsliknande bestånd. På sina nordliga lokaler finns den i sydväxtberg på varma, kalkhaltiga klippor. Liten baronmossa är typisk art för </w:t>
       </w:r>
       <w:r>
         <w:rPr>
           <w:i/>
         </w:rPr>
-        <w:t xml:space="preserve">9110 Näringsfattig bokskog, 9160 Näringsrik ekskog, 9180 Ädellövskog i branter </w:t>
+        <w:t xml:space="preserve">9020 Nordlig ädellövskog, 9130 Näringsrik bokskog, 9160 Näringsrik ekskog </w:t>
+      </w:r>
+      <w:r>
+        <w:t>och</w:t>
+      </w:r>
+      <w:r>
+        <w:rPr>
+          <w:i/>
+        </w:rPr>
+        <w:t xml:space="preserve"> 9180 Ädellövskog i branter </w:t>
+      </w:r>
+      <w:r>
+        <w:t>(Nitare &amp; Skogsstyrelsen, 2019; SLU Artdatabanken, 2025).</w:t>
+      </w:r>
+    </w:p>
+    <w:p>
+      <w:r>
+        <w:rPr>
+          <w:b/>
+        </w:rPr>
+        <w:t xml:space="preserve">Platt fjädermossa </w:t>
+      </w:r>
+      <w:r>
+        <w:t>växer på såväl trädstammar (särskilt bok och andra ädla lövträd) som klippor (helst basiska bergarter). Norrut förekommer den endast på basiska klippor. Rika förekomster och fynd med sporkapslar indikerar höga naturvärden och en artrik mossbiotop.</w:t>
+      </w:r>
+      <w:r>
+        <w:rPr>
+          <w:b/>
+        </w:rPr>
+        <w:t xml:space="preserve"> </w:t>
+      </w:r>
+      <w:r>
+        <w:t xml:space="preserve">Platt fjädermossa är typisk art för </w:t>
+      </w:r>
+      <w:r>
+        <w:rPr>
+          <w:i/>
+        </w:rPr>
+        <w:t>9010 Taiga,</w:t>
+      </w:r>
+      <w:r>
+        <w:t xml:space="preserve"> </w:t>
+      </w:r>
+      <w:r>
+        <w:rPr>
+          <w:i/>
+        </w:rPr>
+        <w:t>9020 Nordlig ädellövskog, 9110 Näringsfattig bokskog, 9130 Näringsrik bokskog, 9160 Näringsrik ekskog, 9180 Ädellövskog i branter</w:t>
+      </w:r>
+      <w:r>
+        <w:t xml:space="preserve"> och</w:t>
+      </w:r>
+      <w:r>
+        <w:rPr>
+          <w:i/>
+        </w:rPr>
+        <w:t xml:space="preserve"> 9190 Näringsfattig ekskog </w:t>
+      </w:r>
+      <w:r>
+        <w:t>(Nitare &amp; Skogsstyrelsen, 2019; SLU Artdatabanken, 2025).</w:t>
+      </w:r>
+    </w:p>
+    <w:p>
+      <w:r>
+        <w:rPr>
+          <w:b/>
+        </w:rPr>
+        <w:t xml:space="preserve">Trädporella </w:t>
+      </w:r>
+      <w:r>
+        <w:t xml:space="preserve">är i stora delar av landet en utmärkt signal på skog med höga naturvärden och ofta påträffas många ovanliga och rödlistade arter på dess lokaler. Den växer huvudsakligen på grova ädellövträd i skuggiga och fuktiga miljöer, främst i slutna ädellövskogar och bergbranter med inslag av kalk- eller grönsten. Trädporella är typisk art för </w:t>
+      </w:r>
+      <w:r>
+        <w:rPr>
+          <w:i/>
+        </w:rPr>
+        <w:t xml:space="preserve">9020 Nordlig ädellövskog, 9110 Näringsfattig bokskog, 9130 Näringsrik bokskog, 9160 Näringsrik ekskog, 9180 Ädellövskog i branter </w:t>
       </w:r>
       <w:r>
         <w:t xml:space="preserve">och </w:t>
@@ -384,207 +582,6 @@
       </w:r>
       <w:r>
         <w:t>(Nitare &amp; Skogsstyrelsen, 2019; SLU Artdatabanken, 2025).</w:t>
-      </w:r>
-    </w:p>
-    <w:p>
-      <w:r>
-        <w:rPr>
-          <w:b/>
-        </w:rPr>
-        <w:t>Gulpudrad spiklav</w:t>
-      </w:r>
-      <w:r>
-        <w:t xml:space="preserve"> är en av de viktigaste karaktärsarterna för gamla grova ekar. Den har högt signalvärde och visar på jätteekar som ofta har en rik flora av andra sällsynta lavar. Förekomster på andra substrat än ek visar också på skyddsvärda trädbestånd. Gulpudrad spiklav är typisk art för </w:t>
-      </w:r>
-      <w:r>
-        <w:rPr>
-          <w:i/>
-        </w:rPr>
-        <w:t>9070 Trädklädd betesmark</w:t>
-      </w:r>
-      <w:r>
-        <w:t xml:space="preserve"> och </w:t>
-      </w:r>
-      <w:r>
-        <w:rPr>
-          <w:i/>
-        </w:rPr>
-        <w:t>9160 Näringsrik ekskog</w:t>
-      </w:r>
-      <w:r>
-        <w:t xml:space="preserve"> (Nitare &amp; Skogsstyrelsen, 2019; SLU Artdatabanken, 2025).</w:t>
-      </w:r>
-    </w:p>
-    <w:p>
-      <w:r>
-        <w:rPr>
-          <w:b/>
-        </w:rPr>
-        <w:t>Liten baronmossa</w:t>
-      </w:r>
-      <w:r>
-        <w:t xml:space="preserve"> signalerar höga naturvärden även vid en liten förekomst och växer vanligen i trädbärande miljöer med hög luftfuktighet, på kalkrika eller andra basiska klippor, stenblock eller jord, och som epifyt på rikbark. Söderut i landet förekommer den på ädellövträd, främst på gammal ask och alm i urskogsliknande bestånd. På sina nordliga lokaler finns den i sydväxtberg på varma, kalkhaltiga klippor. Liten baronmossa är typisk art för </w:t>
-      </w:r>
-      <w:r>
-        <w:rPr>
-          <w:i/>
-        </w:rPr>
-        <w:t xml:space="preserve">9020 Nordlig ädellövskog, 9130 Näringsrik bokskog, 9160 Näringsrik ekskog </w:t>
-      </w:r>
-      <w:r>
-        <w:t>och</w:t>
-      </w:r>
-      <w:r>
-        <w:rPr>
-          <w:i/>
-        </w:rPr>
-        <w:t xml:space="preserve"> 9180 Ädellövskog i branter </w:t>
-      </w:r>
-      <w:r>
-        <w:t>(Nitare &amp; Skogsstyrelsen, 2019; SLU Artdatabanken, 2025).</w:t>
-      </w:r>
-    </w:p>
-    <w:p>
-      <w:r>
-        <w:rPr>
-          <w:b/>
-        </w:rPr>
-        <w:t>Lunglav (NT)</w:t>
-      </w:r>
-      <w:r>
-        <w:t xml:space="preserve"> är en av vårt lands främsta signalarter som överallt indikerar gamla lövträd, skogsbestånd med höga naturvärden och ekosystem med långskoglig kontinuitet. Lokalt kan förekomsten vara mycket riklig men den hittas nästan enbart i gamla och ej slutavverkade skogar. Artens samtliga förekomster bör uppmärksammas från naturvårdssynpunkt, då många lokaler även hyser andra ovanliga och rödlistade arter. Rikliga förekomster bör skyddas med biotopskydd, frivilliga avsättningar eller reservat. På lunglav kan de sällsynta lavparasiterna lunglavshårprick (CR), </w:t>
-      </w:r>
-      <w:r>
-        <w:rPr>
-          <w:i/>
-        </w:rPr>
-        <w:t>Abrothallus diederichii</w:t>
-      </w:r>
-      <w:r>
-        <w:t xml:space="preserve"> (VU), </w:t>
-      </w:r>
-      <w:r>
-        <w:rPr>
-          <w:i/>
-        </w:rPr>
-        <w:t>Abrothallus lobariae</w:t>
-      </w:r>
-      <w:r>
-        <w:t xml:space="preserve"> (VU), </w:t>
-      </w:r>
-      <w:r>
-        <w:rPr>
-          <w:i/>
-        </w:rPr>
-        <w:t>Calycina lobariae</w:t>
-      </w:r>
-      <w:r>
-        <w:t xml:space="preserve"> (VU), lunglavsknapp (VU) och skrovelmössing (VU) påträffas. Lunglav är typisk art för </w:t>
-      </w:r>
-      <w:r>
-        <w:rPr>
-          <w:i/>
-        </w:rPr>
-        <w:t>9010 Taiga, 9020 Nordlig ädellövskog, 9110 Näringsfattig bokskog, 9130 Näringsrik bokskog, 9160 Näringsrik ekskog, 9180 Ädellövskog i branter, 9190 Näringsfattig ekskog, 9070 Trädklädd betesmark, 9040 Fjällbjörkskog</w:t>
-      </w:r>
-      <w:r>
-        <w:t xml:space="preserve"> och</w:t>
-      </w:r>
-      <w:r>
-        <w:rPr>
-          <w:i/>
-        </w:rPr>
-        <w:t xml:space="preserve"> 6530 Lövängar</w:t>
-      </w:r>
-      <w:r>
-        <w:t xml:space="preserve"> (SLU Artdatabanken, 2026; Nitare &amp; Skogsstyrelsen, 2019).</w:t>
-      </w:r>
-    </w:p>
-    <w:p>
-      <w:r>
-        <w:rPr>
-          <w:b/>
-        </w:rPr>
-        <w:t xml:space="preserve">Platt fjädermossa </w:t>
-      </w:r>
-      <w:r>
-        <w:t>växer på såväl trädstammar (särskilt bok och andra ädla lövträd) som klippor (helst basiska bergarter). Norrut förekommer den endast på basiska klippor. Rika förekomster och fynd med sporkapslar indikerar höga naturvärden och en artrik mossbiotop.</w:t>
-      </w:r>
-      <w:r>
-        <w:rPr>
-          <w:b/>
-        </w:rPr>
-        <w:t xml:space="preserve"> </w:t>
-      </w:r>
-      <w:r>
-        <w:t xml:space="preserve">Platt fjädermossa är typisk art för </w:t>
-      </w:r>
-      <w:r>
-        <w:rPr>
-          <w:i/>
-        </w:rPr>
-        <w:t>9010 Taiga,</w:t>
-      </w:r>
-      <w:r>
-        <w:t xml:space="preserve"> </w:t>
-      </w:r>
-      <w:r>
-        <w:rPr>
-          <w:i/>
-        </w:rPr>
-        <w:t>9020 Nordlig ädellövskog, 9110 Näringsfattig bokskog, 9130 Näringsrik bokskog, 9160 Näringsrik ekskog, 9180 Ädellövskog i branter</w:t>
-      </w:r>
-      <w:r>
-        <w:t xml:space="preserve"> och</w:t>
-      </w:r>
-      <w:r>
-        <w:rPr>
-          <w:i/>
-        </w:rPr>
-        <w:t xml:space="preserve"> 9190 Näringsfattig ekskog </w:t>
-      </w:r>
-      <w:r>
-        <w:t>(Nitare &amp; Skogsstyrelsen, 2019; SLU Artdatabanken, 2025).</w:t>
-      </w:r>
-    </w:p>
-    <w:p>
-      <w:r>
-        <w:rPr>
-          <w:b/>
-        </w:rPr>
-        <w:t xml:space="preserve">Trädporella </w:t>
-      </w:r>
-      <w:r>
-        <w:t xml:space="preserve">är i stora delar av landet en utmärkt signal på skog med höga naturvärden och ofta påträffas många ovanliga och rödlistade arter på dess lokaler. Den växer huvudsakligen på grova ädellövträd i skuggiga och fuktiga miljöer, främst i slutna ädellövskogar och bergbranter med inslag av kalk- eller grönsten. Trädporella är typisk art för </w:t>
-      </w:r>
-      <w:r>
-        <w:rPr>
-          <w:i/>
-        </w:rPr>
-        <w:t xml:space="preserve">9020 Nordlig ädellövskog, 9110 Näringsfattig bokskog, 9130 Näringsrik bokskog, 9160 Näringsrik ekskog, 9180 Ädellövskog i branter </w:t>
-      </w:r>
-      <w:r>
-        <w:t xml:space="preserve">och </w:t>
-      </w:r>
-      <w:r>
-        <w:rPr>
-          <w:i/>
-        </w:rPr>
-        <w:t xml:space="preserve">9190 Näringsfattig ekskog </w:t>
-      </w:r>
-      <w:r>
-        <w:t>(Nitare &amp; Skogsstyrelsen, 2019; SLU Artdatabanken, 2025).</w:t>
-      </w:r>
-    </w:p>
-    <w:p>
-      <w:r>
-        <w:rPr>
-          <w:b/>
-        </w:rPr>
-        <w:t>Vit vedfingersvamp (NT)</w:t>
-      </w:r>
-      <w:r>
-        <w:t xml:space="preserve"> växer på murken lövved, främst grova och barklösa asplågor. Svampen indikerar sena aspsuccessioner inom områden med konstant hög luftfuktighet. Raviner, bergrötter och liknande platser med skuggiga förhållanden och fuktig mark med ett stort inslag av lövträd är exempel på biotoper där vit vedfingersvamp ofta växer och dessa bör undantas från skogsbruk (SLU Artdatabanken, 2024; Nitare &amp; Skogsstyrelsen, 2019).</w:t>
       </w:r>
     </w:p>
     <w:p>
@@ -1104,7 +1101,7 @@
     <w:r>
       <w:tab/>
       <w:tab/>
-      <w:t>2026-06-20</w:t>
+      <w:t>2026-06-21</w:t>
       <w:br/>
       <w:br/>
     </w:r>

--- a/klagomål/A 58927-2022 FSC-klagomål.docx
+++ b/klagomål/A 58927-2022 FSC-klagomål.docx
@@ -1101,7 +1101,7 @@
     <w:r>
       <w:tab/>
       <w:tab/>
-      <w:t>2026-06-21</w:t>
+      <w:t>2026-06-22</w:t>
       <w:br/>
       <w:br/>
     </w:r>

--- a/klagomål/A 58927-2022 FSC-klagomål.docx
+++ b/klagomål/A 58927-2022 FSC-klagomål.docx
@@ -1101,7 +1101,7 @@
     <w:r>
       <w:tab/>
       <w:tab/>
-      <w:t>2026-06-22</w:t>
+      <w:t>2026-06-23</w:t>
       <w:br/>
       <w:br/>
     </w:r>

--- a/klagomål/A 58927-2022 FSC-klagomål.docx
+++ b/klagomål/A 58927-2022 FSC-klagomål.docx
@@ -1101,7 +1101,7 @@
     <w:r>
       <w:tab/>
       <w:tab/>
-      <w:t>2026-06-23</w:t>
+      <w:t>2026-06-24</w:t>
       <w:br/>
       <w:br/>
     </w:r>

--- a/klagomål/A 58927-2022 FSC-klagomål.docx
+++ b/klagomål/A 58927-2022 FSC-klagomål.docx
@@ -1101,7 +1101,7 @@
     <w:r>
       <w:tab/>
       <w:tab/>
-      <w:t>2026-06-24</w:t>
+      <w:t>2026-06-25</w:t>
       <w:br/>
       <w:br/>
     </w:r>

--- a/klagomål/A 58927-2022 FSC-klagomål.docx
+++ b/klagomål/A 58927-2022 FSC-klagomål.docx
@@ -1101,7 +1101,7 @@
     <w:r>
       <w:tab/>
       <w:tab/>
-      <w:t>2026-06-25</w:t>
+      <w:t>2026-06-26</w:t>
       <w:br/>
       <w:br/>
     </w:r>

--- a/klagomål/A 58927-2022 FSC-klagomål.docx
+++ b/klagomål/A 58927-2022 FSC-klagomål.docx
@@ -1101,7 +1101,7 @@
     <w:r>
       <w:tab/>
       <w:tab/>
-      <w:t>2026-06-26</w:t>
+      <w:t>2026-06-27</w:t>
       <w:br/>
       <w:br/>
     </w:r>

--- a/klagomål/A 58927-2022 FSC-klagomål.docx
+++ b/klagomål/A 58927-2022 FSC-klagomål.docx
@@ -1101,7 +1101,7 @@
     <w:r>
       <w:tab/>
       <w:tab/>
-      <w:t>2026-06-27</w:t>
+      <w:t>2026-06-28</w:t>
       <w:br/>
       <w:br/>
     </w:r>

--- a/klagomål/A 58927-2022 FSC-klagomål.docx
+++ b/klagomål/A 58927-2022 FSC-klagomål.docx
@@ -1101,7 +1101,7 @@
     <w:r>
       <w:tab/>
       <w:tab/>
-      <w:t>2026-06-28</w:t>
+      <w:t>2026-06-29</w:t>
       <w:br/>
       <w:br/>
     </w:r>

--- a/klagomål/A 58927-2022 FSC-klagomål.docx
+++ b/klagomål/A 58927-2022 FSC-klagomål.docx
@@ -1101,7 +1101,7 @@
     <w:r>
       <w:tab/>
       <w:tab/>
-      <w:t>2026-06-29</w:t>
+      <w:t>2026-06-30</w:t>
       <w:br/>
       <w:br/>
     </w:r>

--- a/klagomål/A 58927-2022 FSC-klagomål.docx
+++ b/klagomål/A 58927-2022 FSC-klagomål.docx
@@ -1101,7 +1101,7 @@
     <w:r>
       <w:tab/>
       <w:tab/>
-      <w:t>2026-06-30</w:t>
+      <w:t>2026-07-01</w:t>
       <w:br/>
       <w:br/>
     </w:r>

--- a/klagomål/A 58927-2022 FSC-klagomål.docx
+++ b/klagomål/A 58927-2022 FSC-klagomål.docx
@@ -1101,7 +1101,7 @@
     <w:r>
       <w:tab/>
       <w:tab/>
-      <w:t>2026-07-01</w:t>
+      <w:t>2026-07-02</w:t>
       <w:br/>
       <w:br/>
     </w:r>

--- a/klagomål/A 58927-2022 FSC-klagomål.docx
+++ b/klagomål/A 58927-2022 FSC-klagomål.docx
@@ -1101,7 +1101,7 @@
     <w:r>
       <w:tab/>
       <w:tab/>
-      <w:t>2026-07-13</w:t>
+      <w:t>2026-07-14</w:t>
       <w:br/>
       <w:br/>
     </w:r>

--- a/klagomål/A 58927-2022 FSC-klagomål.docx
+++ b/klagomål/A 58927-2022 FSC-klagomål.docx
@@ -1101,7 +1101,7 @@
     <w:r>
       <w:tab/>
       <w:tab/>
-      <w:t>2026-07-14</w:t>
+      <w:t>2026-07-15</w:t>
       <w:br/>
       <w:br/>
     </w:r>

--- a/klagomål/A 58927-2022 FSC-klagomål.docx
+++ b/klagomål/A 58927-2022 FSC-klagomål.docx
@@ -1101,7 +1101,7 @@
     <w:r>
       <w:tab/>
       <w:tab/>
-      <w:t>2026-07-15</w:t>
+      <w:t>2026-07-16</w:t>
       <w:br/>
       <w:br/>
     </w:r>

--- a/klagomål/A 58927-2022 FSC-klagomål.docx
+++ b/klagomål/A 58927-2022 FSC-klagomål.docx
@@ -1101,7 +1101,7 @@
     <w:r>
       <w:tab/>
       <w:tab/>
-      <w:t>2026-07-16</w:t>
+      <w:t>2026-07-17</w:t>
       <w:br/>
       <w:br/>
     </w:r>

--- a/klagomål/A 58927-2022 FSC-klagomål.docx
+++ b/klagomål/A 58927-2022 FSC-klagomål.docx
@@ -1101,7 +1101,7 @@
     <w:r>
       <w:tab/>
       <w:tab/>
-      <w:t>2026-07-17</w:t>
+      <w:t>2026-07-18</w:t>
       <w:br/>
       <w:br/>
     </w:r>

--- a/klagomål/A 58927-2022 FSC-klagomål.docx
+++ b/klagomål/A 58927-2022 FSC-klagomål.docx
@@ -1101,7 +1101,7 @@
     <w:r>
       <w:tab/>
       <w:tab/>
-      <w:t>2026-07-18</w:t>
+      <w:t>2026-07-19</w:t>
       <w:br/>
       <w:br/>
     </w:r>

--- a/klagomål/A 58927-2022 FSC-klagomål.docx
+++ b/klagomål/A 58927-2022 FSC-klagomål.docx
@@ -1101,7 +1101,7 @@
     <w:r>
       <w:tab/>
       <w:tab/>
-      <w:t>2026-07-19</w:t>
+      <w:t>2026-07-20</w:t>
       <w:br/>
       <w:br/>
     </w:r>

--- a/klagomål/A 58927-2022 FSC-klagomål.docx
+++ b/klagomål/A 58927-2022 FSC-klagomål.docx
@@ -1101,7 +1101,7 @@
     <w:r>
       <w:tab/>
       <w:tab/>
-      <w:t>2026-07-20</w:t>
+      <w:t>2026-07-21</w:t>
       <w:br/>
       <w:br/>
     </w:r>

--- a/klagomål/A 58927-2022 FSC-klagomål.docx
+++ b/klagomål/A 58927-2022 FSC-klagomål.docx
@@ -1101,7 +1101,7 @@
     <w:r>
       <w:tab/>
       <w:tab/>
-      <w:t>2026-07-21</w:t>
+      <w:t>2026-07-22</w:t>
       <w:br/>
       <w:br/>
     </w:r>

--- a/klagomål/A 58927-2022 FSC-klagomål.docx
+++ b/klagomål/A 58927-2022 FSC-klagomål.docx
@@ -1101,7 +1101,7 @@
     <w:r>
       <w:tab/>
       <w:tab/>
-      <w:t>2026-07-22</w:t>
+      <w:t>2026-07-23</w:t>
       <w:br/>
       <w:br/>
     </w:r>

--- a/klagomål/A 58927-2022 FSC-klagomål.docx
+++ b/klagomål/A 58927-2022 FSC-klagomål.docx
@@ -1101,7 +1101,7 @@
     <w:r>
       <w:tab/>
       <w:tab/>
-      <w:t>2026-07-23</w:t>
+      <w:t>2026-07-24</w:t>
       <w:br/>
       <w:br/>
     </w:r>

--- a/klagomål/A 58927-2022 FSC-klagomål.docx
+++ b/klagomål/A 58927-2022 FSC-klagomål.docx
@@ -216,7 +216,7 @@
         <w:spacing w:after="240"/>
       </w:pPr>
       <w:r>
-        <w:t>Figur 1. Fyndplatser för naturvårdsarter i och inom 13 meter från avverkningsanmälan. Markörer utan svart kant är placerade på fyndplatsen. Markörer med svart kant är placerade vid sidan av fyndplatsen har ett svart streck som visar fyndplatsens exakta position. Kartans mittpunktskoordinat är N 6424228, E 567296 i SWEREF 99 TM.</w:t>
+        <w:t>Figur 1. Fyndplatser för naturvårdsarter i och inom 13 meter från avverkningsanmälan. Markörer utan svart kant är placerade på fyndplatsen. Markörer med svart kant är placerade vid sidan av fyndplatsen och har ett svart streck som visar fyndplatsens exakta position. Kartans mittpunktskoordinat är N 6424228, E 567296 i SWEREF 99 TM.</w:t>
       </w:r>
     </w:p>
     <w:p>
@@ -1101,7 +1101,7 @@
     <w:r>
       <w:tab/>
       <w:tab/>
-      <w:t>2026-08-14</w:t>
+      <w:t>2026-08-15</w:t>
       <w:br/>
       <w:br/>
     </w:r>

--- a/klagomål/A 58927-2022 FSC-klagomål.docx
+++ b/klagomål/A 58927-2022 FSC-klagomål.docx
@@ -1101,7 +1101,7 @@
     <w:r>
       <w:tab/>
       <w:tab/>
-      <w:t>2026-08-15</w:t>
+      <w:t>2026-08-16</w:t>
       <w:br/>
       <w:br/>
     </w:r>

--- a/klagomål/A 58927-2022 FSC-klagomål.docx
+++ b/klagomål/A 58927-2022 FSC-klagomål.docx
@@ -1101,7 +1101,7 @@
     <w:r>
       <w:tab/>
       <w:tab/>
-      <w:t>2026-08-16</w:t>
+      <w:t>2026-08-17</w:t>
       <w:br/>
       <w:br/>
     </w:r>

--- a/klagomål/A 58927-2022 FSC-klagomål.docx
+++ b/klagomål/A 58927-2022 FSC-klagomål.docx
@@ -1101,7 +1101,7 @@
     <w:r>
       <w:tab/>
       <w:tab/>
-      <w:t>2026-08-17</w:t>
+      <w:t>2026-08-18</w:t>
       <w:br/>
       <w:br/>
     </w:r>

--- a/klagomål/A 58927-2022 FSC-klagomål.docx
+++ b/klagomål/A 58927-2022 FSC-klagomål.docx
@@ -1101,7 +1101,7 @@
     <w:r>
       <w:tab/>
       <w:tab/>
-      <w:t>2026-08-18</w:t>
+      <w:t>2026-08-19</w:t>
       <w:br/>
       <w:br/>
     </w:r>

--- a/klagomål/A 58927-2022 FSC-klagomål.docx
+++ b/klagomål/A 58927-2022 FSC-klagomål.docx
@@ -1101,7 +1101,7 @@
     <w:r>
       <w:tab/>
       <w:tab/>
-      <w:t>2026-08-19</w:t>
+      <w:t>2026-08-20</w:t>
       <w:br/>
       <w:br/>
     </w:r>

--- a/klagomål/A 58927-2022 FSC-klagomål.docx
+++ b/klagomål/A 58927-2022 FSC-klagomål.docx
@@ -1101,7 +1101,7 @@
     <w:r>
       <w:tab/>
       <w:tab/>
-      <w:t>2026-08-20</w:t>
+      <w:t>2026-08-21</w:t>
       <w:br/>
       <w:br/>
     </w:r>

--- a/klagomål/A 58927-2022 FSC-klagomål.docx
+++ b/klagomål/A 58927-2022 FSC-klagomål.docx
@@ -1101,7 +1101,7 @@
     <w:r>
       <w:tab/>
       <w:tab/>
-      <w:t>2026-08-21</w:t>
+      <w:t>2026-08-22</w:t>
       <w:br/>
       <w:br/>
     </w:r>

--- a/klagomål/A 58927-2022 FSC-klagomål.docx
+++ b/klagomål/A 58927-2022 FSC-klagomål.docx
@@ -1101,7 +1101,7 @@
     <w:r>
       <w:tab/>
       <w:tab/>
-      <w:t>2026-08-22</w:t>
+      <w:t>2026-08-23</w:t>
       <w:br/>
       <w:br/>
     </w:r>

--- a/klagomål/A 58927-2022 FSC-klagomål.docx
+++ b/klagomål/A 58927-2022 FSC-klagomål.docx
@@ -1101,7 +1101,7 @@
     <w:r>
       <w:tab/>
       <w:tab/>
-      <w:t>2026-08-23</w:t>
+      <w:t>2026-08-24</w:t>
       <w:br/>
       <w:br/>
     </w:r>

--- a/klagomål/A 58927-2022 FSC-klagomål.docx
+++ b/klagomål/A 58927-2022 FSC-klagomål.docx
@@ -1101,7 +1101,7 @@
     <w:r>
       <w:tab/>
       <w:tab/>
-      <w:t>2026-08-24</w:t>
+      <w:t>2026-08-25</w:t>
       <w:br/>
       <w:br/>
     </w:r>

--- a/klagomål/A 58927-2022 FSC-klagomål.docx
+++ b/klagomål/A 58927-2022 FSC-klagomål.docx
@@ -1101,7 +1101,7 @@
     <w:r>
       <w:tab/>
       <w:tab/>
-      <w:t>2026-08-25</w:t>
+      <w:t>2026-08-26</w:t>
       <w:br/>
       <w:br/>
     </w:r>

--- a/klagomål/A 58927-2022 FSC-klagomål.docx
+++ b/klagomål/A 58927-2022 FSC-klagomål.docx
@@ -1101,7 +1101,7 @@
     <w:r>
       <w:tab/>
       <w:tab/>
-      <w:t>2026-08-26</w:t>
+      <w:t>2026-08-27</w:t>
       <w:br/>
       <w:br/>
     </w:r>

--- a/klagomål/A 58927-2022 FSC-klagomål.docx
+++ b/klagomål/A 58927-2022 FSC-klagomål.docx
@@ -1101,7 +1101,7 @@
     <w:r>
       <w:tab/>
       <w:tab/>
-      <w:t>2026-08-27</w:t>
+      <w:t>2026-08-28</w:t>
       <w:br/>
       <w:br/>
     </w:r>

--- a/klagomål/A 58927-2022 FSC-klagomål.docx
+++ b/klagomål/A 58927-2022 FSC-klagomål.docx
@@ -1101,7 +1101,7 @@
     <w:r>
       <w:tab/>
       <w:tab/>
-      <w:t>2026-08-28</w:t>
+      <w:t>2026-08-29</w:t>
       <w:br/>
       <w:br/>
     </w:r>

--- a/klagomål/A 58927-2022 FSC-klagomål.docx
+++ b/klagomål/A 58927-2022 FSC-klagomål.docx
@@ -1101,7 +1101,7 @@
     <w:r>
       <w:tab/>
       <w:tab/>
-      <w:t>2026-08-29</w:t>
+      <w:t>2026-08-31</w:t>
       <w:br/>
       <w:br/>
     </w:r>

--- a/klagomål/A 58927-2022 FSC-klagomål.docx
+++ b/klagomål/A 58927-2022 FSC-klagomål.docx
@@ -1101,7 +1101,7 @@
     <w:r>
       <w:tab/>
       <w:tab/>
-      <w:t>2026-08-31</w:t>
+      <w:t>2026-09-01</w:t>
       <w:br/>
       <w:br/>
     </w:r>

--- a/klagomål/A 58927-2022 FSC-klagomål.docx
+++ b/klagomål/A 58927-2022 FSC-klagomål.docx
@@ -1101,7 +1101,7 @@
     <w:r>
       <w:tab/>
       <w:tab/>
-      <w:t>2026-09-01</w:t>
+      <w:t>2026-09-02</w:t>
       <w:br/>
       <w:br/>
     </w:r>

--- a/klagomål/A 58927-2022 FSC-klagomål.docx
+++ b/klagomål/A 58927-2022 FSC-klagomål.docx
@@ -1101,7 +1101,7 @@
     <w:r>
       <w:tab/>
       <w:tab/>
-      <w:t>2026-09-02</w:t>
+      <w:t>2026-09-03</w:t>
       <w:br/>
       <w:br/>
     </w:r>

--- a/klagomål/A 58927-2022 FSC-klagomål.docx
+++ b/klagomål/A 58927-2022 FSC-klagomål.docx
@@ -1101,7 +1101,7 @@
     <w:r>
       <w:tab/>
       <w:tab/>
-      <w:t>2026-09-03</w:t>
+      <w:t>2026-09-04</w:t>
       <w:br/>
       <w:br/>
     </w:r>

--- a/klagomål/A 58927-2022 FSC-klagomål.docx
+++ b/klagomål/A 58927-2022 FSC-klagomål.docx
@@ -1101,7 +1101,7 @@
     <w:r>
       <w:tab/>
       <w:tab/>
-      <w:t>2026-09-04</w:t>
+      <w:t>2026-09-05</w:t>
       <w:br/>
       <w:br/>
     </w:r>
